--- a/Resume/Louiery Sincioco - Manager.docx
+++ b/Resume/Louiery Sincioco - Manager.docx
@@ -143,10 +143,6 @@
         </w:rPr>
         <w:t>UTS</w:t>
       </w:r>
-      <w:r>
-        <w:tab/>
-        <w:t>Dec 2023 - Mar 2026</w:t>
-      </w:r>
     </w:p>
     <w:p>
       <w:pPr>
@@ -190,10 +186,6 @@
         </w:rPr>
         <w:t>Data Defenders</w:t>
       </w:r>
-      <w:r>
-        <w:tab/>
-        <w:t>Jun 2022 - Mar 2026</w:t>
-      </w:r>
     </w:p>
     <w:p>
       <w:pPr>
@@ -237,10 +229,6 @@
         </w:rPr>
         <w:t>Web Partner Group</w:t>
       </w:r>
-      <w:r>
-        <w:tab/>
-        <w:t>Oct 2019 - Jun 2022</w:t>
-      </w:r>
     </w:p>
     <w:p>
       <w:pPr>
@@ -286,10 +274,6 @@
         </w:rPr>
         <w:t>Stealth Monitoring</w:t>
       </w:r>
-      <w:r>
-        <w:tab/>
-        <w:t>Apr 2019 - Sep 2019</w:t>
-      </w:r>
     </w:p>
     <w:p>
       <w:pPr>
@@ -325,10 +309,6 @@
         </w:rPr>
         <w:t>Alpha Theory</w:t>
       </w:r>
-      <w:r>
-        <w:tab/>
-        <w:t>May 2016 - Feb 2018</w:t>
-      </w:r>
     </w:p>
     <w:p>
       <w:pPr>
@@ -356,10 +336,6 @@
         </w:rPr>
         <w:t>Charles Schwab</w:t>
       </w:r>
-      <w:r>
-        <w:tab/>
-        <w:t>Oct 2014 - May 2016</w:t>
-      </w:r>
     </w:p>
     <w:p>
       <w:pPr>
@@ -390,7 +366,7 @@
         <w:pStyle w:val="Tech"/>
       </w:pPr>
       <w:r>
-        <w:t>Joined through Randstad as Senior iOS Developer, Oct 2014 - Feb 2015; direct role, Feb 2015 - May 2016.</w:t>
+        <w:t>Joined through Randstad as Senior iOS Developer; direct role.</w:t>
       </w:r>
     </w:p>
     <w:p>

--- a/Resume/Louiery Sincioco - Manager.docx
+++ b/Resume/Louiery Sincioco - Manager.docx
@@ -143,6 +143,10 @@
         </w:rPr>
         <w:t>UTS</w:t>
       </w:r>
+      <w:r>
+        <w:tab/>
+        <w:t>Dec 2023 - Mar 2026</w:t>
+      </w:r>
     </w:p>
     <w:p>
       <w:pPr>
@@ -186,6 +190,10 @@
         </w:rPr>
         <w:t>Data Defenders</w:t>
       </w:r>
+      <w:r>
+        <w:tab/>
+        <w:t>Jun 2022 - Mar 2026</w:t>
+      </w:r>
     </w:p>
     <w:p>
       <w:pPr>
@@ -229,6 +237,10 @@
         </w:rPr>
         <w:t>Web Partner Group</w:t>
       </w:r>
+      <w:r>
+        <w:tab/>
+        <w:t>Oct 2019 - Jun 2022</w:t>
+      </w:r>
     </w:p>
     <w:p>
       <w:pPr>
@@ -274,6 +286,10 @@
         </w:rPr>
         <w:t>Stealth Monitoring</w:t>
       </w:r>
+      <w:r>
+        <w:tab/>
+        <w:t>Apr 2019 - Sep 2019</w:t>
+      </w:r>
     </w:p>
     <w:p>
       <w:pPr>
@@ -309,6 +325,10 @@
         </w:rPr>
         <w:t>Alpha Theory</w:t>
       </w:r>
+      <w:r>
+        <w:tab/>
+        <w:t>May 2016 - Feb 2018</w:t>
+      </w:r>
     </w:p>
     <w:p>
       <w:pPr>
@@ -336,6 +356,10 @@
         </w:rPr>
         <w:t>Charles Schwab</w:t>
       </w:r>
+      <w:r>
+        <w:tab/>
+        <w:t>Oct 2014 - May 2016</w:t>
+      </w:r>
     </w:p>
     <w:p>
       <w:pPr>
@@ -366,7 +390,7 @@
         <w:pStyle w:val="Tech"/>
       </w:pPr>
       <w:r>
-        <w:t>Joined through Randstad as Senior iOS Developer; direct role.</w:t>
+        <w:t>Joined through Randstad as Senior iOS Developer, Oct 2014 - Feb 2015; direct role, Feb 2015 - May 2016.</w:t>
       </w:r>
     </w:p>
     <w:p>

--- a/Resume/Louiery Sincioco - Manager.docx
+++ b/Resume/Louiery Sincioco - Manager.docx
@@ -22,32 +22,29 @@
       <w:pPr>
         <w:pStyle w:val="Contact"/>
       </w:pPr>
-      <w:hyperlink r:id="rId8">
+      <w:hyperlink r:id="rId8" w:history="1">
         <w:r>
           <w:rPr>
-            <w:u w:val="single"/>
+            <w:rStyle w:val="Hyperlink"/>
+            <w:color w:val="000000"/>
+          </w:rPr>
+          <w:t>sincioco.com</w:t>
+        </w:r>
+      </w:hyperlink>
+      <w:r>
+        <w:t xml:space="preserve"> | </w:t>
+      </w:r>
+      <w:hyperlink r:id="rId9" w:history="1">
+        <w:r>
+          <w:rPr>
+            <w:rStyle w:val="Hyperlink"/>
+            <w:color w:val="000000"/>
           </w:rPr>
           <w:t>louiery@sincioco.com</w:t>
         </w:r>
       </w:hyperlink>
       <w:r>
-        <w:t xml:space="preserve">  |  +63 (966) 230-4023  |  </w:t>
-      </w:r>
-      <w:hyperlink r:id="rId9">
-        <w:r>
-          <w:rPr>
-            <w:u w:val="single"/>
-          </w:rPr>
-          <w:t>sincioco.com</w:t>
-        </w:r>
-      </w:hyperlink>
-    </w:p>
-    <w:p>
-      <w:pPr>
-        <w:pStyle w:val="Contact"/>
-      </w:pPr>
-      <w:r>
-        <w:t>Philippines</w:t>
+        <w:t xml:space="preserve"> | +63 (966) 230-4023</w:t>
       </w:r>
     </w:p>
     <w:p>
@@ -55,24 +52,12 @@
         <w:pStyle w:val="Heading1"/>
       </w:pPr>
       <w:r>
-        <w:t>Leadership Profile</w:t>
+        <w:t>Professional Summary</w:t>
       </w:r>
     </w:p>
     <w:p>
       <w:r>
-        <w:t xml:space="preserve">Engineering leader with CTO, technical lead and hands-on development </w:t>
-      </w:r>
-      <w:r>
-        <w:t>experience across financial services, cybersecurity, e-commerce and defense.</w:t>
-      </w:r>
-      <w:r>
-        <w:t xml:space="preserve"> Built and led development teams in the Philippines, introduced Agile practices and delivered enterprise applications from design through production support. Combines people leadership with practical expertise in C#/.NET, </w:t>
-      </w:r>
-      <w:r>
-        <w:t>Azure, AI integration and Agentic AI workflows using ChatGPT and Codex</w:t>
-      </w:r>
-      <w:r>
-        <w:t xml:space="preserve"> to guide delivery and communicate technical decisions to business stakeholders.</w:t>
+        <w:t>Engineering leader with experience building development teams, delivering enterprise applications and working with clients and vendors. As CTO at UTS, assembled and led the Philippine development team and spun off a game development company. Combines technical leadership in C#/.NET and Azure with AI integration and Agentic AI workflows using ChatGPT and Codex. Brings delivery experience across cybersecurity, e-commerce and financial services.</w:t>
       </w:r>
     </w:p>
     <w:p>
@@ -80,40 +65,54 @@
         <w:pStyle w:val="Heading1"/>
       </w:pPr>
       <w:r>
-        <w:t>Leadership Strengths</w:t>
+        <w:t>Core Skills</w:t>
       </w:r>
     </w:p>
     <w:p>
       <w:pPr>
-        <w:spacing w:after="60"/>
+        <w:spacing w:after="40"/>
       </w:pPr>
       <w:r>
         <w:rPr>
           <w:b/>
         </w:rPr>
-        <w:t xml:space="preserve">Teams and delivery: </w:t>
+        <w:t xml:space="preserve">Engineering management: </w:t>
       </w:r>
       <w:r>
-        <w:t>Team formation, mentoring, Agile and Scrum, collaboration with QA, full software development lifecycle and production support.</w:t>
+        <w:t>Team formation, developer mentoring, Agile and Scrum, software development lifecycle (SDLC), client and vendor engagement</w:t>
       </w:r>
     </w:p>
     <w:p>
       <w:pPr>
-        <w:spacing w:after="60"/>
+        <w:spacing w:after="40"/>
       </w:pPr>
       <w:r>
         <w:rPr>
           <w:b/>
         </w:rPr>
-        <w:t xml:space="preserve">Technology and business: </w:t>
+        <w:t xml:space="preserve">Product delivery: </w:t>
       </w:r>
       <w:r>
-        <w:t>Application modernization, SaaS delivery, cloud architecture and communication with clients and senior leadership.</w:t>
+        <w:t>Application modernization, SaaS delivery, cloud architecture, production support, collaboration with business stakeholders</w:t>
       </w:r>
     </w:p>
     <w:p>
       <w:pPr>
-        <w:spacing w:after="60"/>
+        <w:spacing w:after="40"/>
+      </w:pPr>
+      <w:r>
+        <w:rPr>
+          <w:b/>
+        </w:rPr>
+        <w:t xml:space="preserve">Technology: </w:t>
+      </w:r>
+      <w:r>
+        <w:t>C#, .NET, ASP.NET Core, Microsoft Azure, Angular, Blazor, SQL Server, Git, Jira, Confluence</w:t>
+      </w:r>
+    </w:p>
+    <w:p>
+      <w:pPr>
+        <w:spacing w:after="40"/>
       </w:pPr>
       <w:r>
         <w:rPr>
@@ -122,7 +121,7 @@
         <w:t xml:space="preserve">AI and Agentic AI: </w:t>
       </w:r>
       <w:r>
-        <w:t>ChatGPT integration, Codex-assisted development and practical team adoption of AI tools.</w:t>
+        <w:t>ChatGPT integration, natural-language queries, Codex-assisted development, adoption of AI tools</w:t>
       </w:r>
     </w:p>
     <w:p>
@@ -130,7 +129,7 @@
         <w:pStyle w:val="Heading1"/>
       </w:pPr>
       <w:r>
-        <w:t>Professional Experience</w:t>
+        <w:t>Selected Professional Experience</w:t>
       </w:r>
     </w:p>
     <w:p>
@@ -143,17 +142,13 @@
         </w:rPr>
         <w:t>UTS</w:t>
       </w:r>
-      <w:r>
-        <w:tab/>
-        <w:t>Dec 2023 - Mar 2026</w:t>
-      </w:r>
     </w:p>
     <w:p>
       <w:pPr>
         <w:pStyle w:val="JobRole"/>
       </w:pPr>
       <w:r>
-        <w:t>Chief Technology Officer | Philippines</w:t>
+        <w:t>Chief Technology Officer | Dec 2023 - Mar 2026</w:t>
       </w:r>
     </w:p>
     <w:p>
@@ -169,15 +164,7 @@
         <w:pStyle w:val="ListBullet"/>
       </w:pPr>
       <w:r>
-        <w:t>Spun off a game development company from UTS.</w:t>
-      </w:r>
-    </w:p>
-    <w:p>
-      <w:pPr>
-        <w:pStyle w:val="ListBullet"/>
-      </w:pPr>
-      <w:r>
-        <w:t>Met with clients and vendors as CTO, representing UTS in business discussions.</w:t>
+        <w:t>Spun off a game development company from UTS and met with clients and vendors as CTO.</w:t>
       </w:r>
     </w:p>
     <w:p>
@@ -190,17 +177,21 @@
         </w:rPr>
         <w:t>Data Defenders</w:t>
       </w:r>
+    </w:p>
+    <w:p>
+      <w:pPr>
+        <w:pStyle w:val="JobRole"/>
+      </w:pPr>
       <w:r>
-        <w:tab/>
-        <w:t>Jun 2022 - Mar 2026</w:t>
+        <w:t>Architect / Technical Lead / Senior Developer | Jun 2022 - Mar 2026</w:t>
       </w:r>
     </w:p>
     <w:p>
       <w:pPr>
-        <w:pStyle w:val="JobRole"/>
+        <w:pStyle w:val="ListBullet"/>
       </w:pPr>
       <w:r>
-        <w:t>Architect / Technical Lead / Senior Developer | United States and Philippines</w:t>
+        <w:t>Led and mentored engineers in Metro Manila and converted the cybersecurity product into Software as a Service (SaaS).</w:t>
       </w:r>
     </w:p>
     <w:p>
@@ -208,15 +199,7 @@
         <w:pStyle w:val="ListBullet"/>
       </w:pPr>
       <w:r>
-        <w:t>Led and mentored software engineers in Metro Manila and converted the cybersecurity product into a software-as-a-service offering.</w:t>
-      </w:r>
-    </w:p>
-    <w:p>
-      <w:pPr>
-        <w:pStyle w:val="ListBullet"/>
-      </w:pPr>
-      <w:r>
-        <w:t>Designed and deployed an Azure serverless security platform for the City of Aurora and other clients, enabling real-time threat monitoring and analyst dashboards.</w:t>
+        <w:t>Designed and deployed an Azure serverless security platform for the City of Aurora and other clients, enabling real-time threat monitoring.</w:t>
       </w:r>
     </w:p>
     <w:p>
@@ -237,17 +220,13 @@
         </w:rPr>
         <w:t>Web Partner Group</w:t>
       </w:r>
-      <w:r>
-        <w:tab/>
-        <w:t>Oct 2019 - Jun 2022</w:t>
-      </w:r>
     </w:p>
     <w:p>
       <w:pPr>
         <w:pStyle w:val="JobRole"/>
       </w:pPr>
       <w:r>
-        <w:t>Architect / Senior Developer | United States and Philippines</w:t>
+        <w:t>Architect / Senior Developer | Oct 2019 - Jun 2022</w:t>
       </w:r>
     </w:p>
     <w:p>
@@ -260,19 +239,12 @@
     </w:p>
     <w:p>
       <w:pPr>
-        <w:pStyle w:val="Continuation"/>
+        <w:pStyle w:val="Heading1"/>
         <w:pageBreakBefore/>
+        <w:spacing w:before="0"/>
       </w:pPr>
       <w:r>
         <w:lastRenderedPageBreak/>
-        <w:t>Louiery Sincioco</w:t>
-      </w:r>
-    </w:p>
-    <w:p>
-      <w:pPr>
-        <w:pStyle w:val="Heading1"/>
-      </w:pPr>
-      <w:r>
         <w:t>Professional Experience Continued</w:t>
       </w:r>
     </w:p>
@@ -286,17 +258,21 @@
         </w:rPr>
         <w:t>Stealth Monitoring</w:t>
       </w:r>
+    </w:p>
+    <w:p>
+      <w:pPr>
+        <w:pStyle w:val="JobRole"/>
+      </w:pPr>
       <w:r>
-        <w:tab/>
-        <w:t>Apr 2019 - Sep 2019</w:t>
+        <w:t>Technical Lead / Senior Developer | Apr 2019 - Sep 2019</w:t>
       </w:r>
     </w:p>
     <w:p>
       <w:pPr>
-        <w:pStyle w:val="JobRole"/>
+        <w:pStyle w:val="ListBullet"/>
       </w:pPr>
       <w:r>
-        <w:t>Technical Lead / Senior Developer | United States, Canada and Philippines</w:t>
+        <w:t>Established a Scrum development team in Pasig City and oversaw internal application development.</w:t>
       </w:r>
     </w:p>
     <w:p>
@@ -304,15 +280,7 @@
         <w:pStyle w:val="ListBullet"/>
       </w:pPr>
       <w:r>
-        <w:t>Established a Scrum development team in Pasig City and oversaw development of internal applications.</w:t>
-      </w:r>
-    </w:p>
-    <w:p>
-      <w:pPr>
-        <w:pStyle w:val="ListBullet"/>
-      </w:pPr>
-      <w:r>
-        <w:t>Created standard development processes and procedures to modernize how the team worked.</w:t>
+        <w:t>Created standard processes and procedures to modernize how the development team worked.</w:t>
       </w:r>
     </w:p>
     <w:p>
@@ -325,25 +293,21 @@
         </w:rPr>
         <w:t>Alpha Theory</w:t>
       </w:r>
+    </w:p>
+    <w:p>
+      <w:pPr>
+        <w:pStyle w:val="JobRole"/>
+      </w:pPr>
       <w:r>
-        <w:tab/>
-        <w:t>May 2016 - Feb 2018</w:t>
+        <w:t>Senior Front-End Developer | May 2016 - Feb 2018</w:t>
       </w:r>
     </w:p>
     <w:p>
       <w:pPr>
-        <w:pStyle w:val="JobRole"/>
+        <w:pStyle w:val="ListBullet"/>
       </w:pPr>
       <w:r>
-        <w:t>Senior Front-End Developer | Front-End UI Architect and Technical Lead</w:t>
-      </w:r>
-    </w:p>
-    <w:p>
-      <w:pPr>
-        <w:pStyle w:val="ListBullet"/>
-      </w:pPr>
-      <w:r>
-        <w:t>Worked closely with the CTO and VP of User Interface to modernize the financial technology product with a component-based Angular interface.</w:t>
+        <w:t>Served as front-end UI architect and technical lead, working with the CTO and VP of User Interface to modernize the core product with a component-based Angular interface.</w:t>
       </w:r>
     </w:p>
     <w:p>
@@ -356,17 +320,21 @@
         </w:rPr>
         <w:t>Charles Schwab</w:t>
       </w:r>
+    </w:p>
+    <w:p>
+      <w:pPr>
+        <w:pStyle w:val="JobRole"/>
+      </w:pPr>
       <w:r>
-        <w:tab/>
-        <w:t>Oct 2014 - May 2016</w:t>
+        <w:t>Senior Technology Staff / Technical Lead / Scrum Master | Oct 2014 - May 2016</w:t>
       </w:r>
     </w:p>
     <w:p>
       <w:pPr>
-        <w:pStyle w:val="JobRole"/>
+        <w:pStyle w:val="ListBullet"/>
       </w:pPr>
       <w:r>
-        <w:t>Senior Technology Staff / Technical Lead / Scrum Master</w:t>
+        <w:t>Led teams and contributed hands-on development across iOS, ASP.NET MVC and SharePoint projects for Charles Schwab Investment Management.</w:t>
       </w:r>
     </w:p>
     <w:p>
@@ -374,15 +342,7 @@
         <w:pStyle w:val="ListBullet"/>
       </w:pPr>
       <w:r>
-        <w:t>Led teams and served as a developer across iOS, ASP.NET MVC and SharePoint projects for Charles Schwab Investment Management, a business with more than $260 billion in assets under management at the time.</w:t>
-      </w:r>
-    </w:p>
-    <w:p>
-      <w:pPr>
-        <w:pStyle w:val="ListBullet"/>
-      </w:pPr>
-      <w:r>
-        <w:t>Delivered an enterprise iOS business-continuity application, owning prototyping, technical and interface design, implementation, testing and documentation.</w:t>
+        <w:t>Delivered an enterprise business-continuity application, owning prototyping, technical and interface design, implementation, testing and documentation.</w:t>
       </w:r>
     </w:p>
     <w:p>
@@ -395,84 +355,53 @@
     </w:p>
     <w:p>
       <w:pPr>
-        <w:pStyle w:val="Heading1"/>
-      </w:pPr>
-      <w:r>
-        <w:t>Additional Leadership and Enterprise Experience</w:t>
-      </w:r>
-    </w:p>
-    <w:p>
-      <w:pPr>
-        <w:spacing w:after="60"/>
+        <w:pStyle w:val="JobName"/>
       </w:pPr>
       <w:r>
         <w:rPr>
           <w:b/>
         </w:rPr>
-        <w:t xml:space="preserve">Microsoft: </w:t>
-      </w:r>
-      <w:r>
-        <w:t>Premier Field Engineer / Application Developer Consultant supporting U.S. Air Force SharePoint systems and .NET development for Department of Defense organizations.</w:t>
+        <w:t>Towers Watson</w:t>
       </w:r>
     </w:p>
     <w:p>
       <w:pPr>
-        <w:spacing w:after="60"/>
+        <w:pStyle w:val="JobRole"/>
       </w:pPr>
       <w:r>
-        <w:rPr>
-          <w:b/>
-        </w:rPr>
-        <w:t xml:space="preserve">United States Marine Corps and ITT: </w:t>
-      </w:r>
-      <w:r>
-        <w:t>Marine Corps Sergeant E-5, developer and chief firewall administrator in Al Asad, Iraq. Later served as architect and chief developer of an ITT/U.S. Army logistics application used across four countries.</w:t>
+        <w:t>Senior SharePoint Developer / Acting SharePoint Architect | Mar 2011 - Oct 2014</w:t>
       </w:r>
     </w:p>
     <w:p>
       <w:pPr>
-        <w:spacing w:after="60"/>
+        <w:pStyle w:val="ListBullet"/>
       </w:pPr>
       <w:r>
-        <w:rPr>
-          <w:b/>
-        </w:rPr>
-        <w:t xml:space="preserve">Enterprise delivery: </w:t>
-      </w:r>
-      <w:r>
-        <w:t>SharePoint architecture and client delivery at Towers Watson and ITT Exelis; lead architecture and developer mentoring at 3t Systems and WageWorks.</w:t>
+        <w:t>Served as the main developer and acting architect for enterprise clients including Foot Locker, HCA, HSBC and American Express.</w:t>
       </w:r>
     </w:p>
     <w:p>
       <w:pPr>
-        <w:pStyle w:val="Heading1"/>
+        <w:pStyle w:val="ListBullet"/>
       </w:pPr>
       <w:r>
-        <w:t>Recognition</w:t>
+        <w:t>Delivered SharePoint migrations, custom portals and WCF services, alongside native iOS and responsive web applications.</w:t>
       </w:r>
     </w:p>
     <w:p>
       <w:pPr>
-        <w:pStyle w:val="Credentials"/>
+        <w:pStyle w:val="Heading1"/>
       </w:pPr>
       <w:r>
-        <w:t>Microsoft Great People Great Performance Award; ITT Silver Team Award; two Navy and Marine Corps Achievement Medals for software development and leadership.</w:t>
+        <w:t>Certifications</w:t>
       </w:r>
     </w:p>
     <w:p>
       <w:pPr>
-        <w:pStyle w:val="Heading1"/>
+        <w:pStyle w:val="Credentials"/>
       </w:pPr>
       <w:r>
-        <w:t>Selected Certifications</w:t>
-      </w:r>
-    </w:p>
-    <w:p>
-      <w:pPr>
-        <w:pStyle w:val="Credentials"/>
-      </w:pPr>
-      <w:r>
-        <w:t>Azure AI Engineer (AI-102) | Azure Fundamentals (AZ-900) | Azure AI Fundamentals (AI-900) | Azure Data Fundamentals (DP-900) | Certified Scrum Master | Microsoft Certified Professional Developer (MCPD)</w:t>
+        <w:t>Azure AI Engineer (AI-102) | Azure Fundamentals (AZ-900) | Azure AI Fundamentals (AI-900) | Azure Data Fundamentals (DP-900) | Certified Scrum Master</w:t>
       </w:r>
     </w:p>
     <w:p>
@@ -499,15 +428,37 @@
     <w:p>
       <w:pPr>
         <w:pStyle w:val="Credentials"/>
+        <w:keepNext/>
       </w:pPr>
       <w:r>
-        <w:t>Undergraduate coursework in Computer Science, San Francisco State University and Grantham Online University. Studies included assembly, C and object-oriented programming in C++.</w:t>
+        <w:rPr>
+          <w:b/>
+        </w:rPr>
+        <w:t>San Francisco State University</w:t>
       </w:r>
     </w:p>
+    <w:p>
+      <w:pPr>
+        <w:pStyle w:val="Credentials"/>
+      </w:pPr>
+      <w:r>
+        <w:t>Major: Computer Science | Minor: Artificial Intelligence</w:t>
+      </w:r>
+    </w:p>
+    <w:p>
+      <w:pPr>
+        <w:pStyle w:val="Credentials"/>
+      </w:pPr>
+    </w:p>
     <w:sectPr>
-      <w:footerReference w:type="default" r:id="rId11"/>
+      <w:headerReference w:type="even" r:id="rId11"/>
+      <w:headerReference w:type="default" r:id="rId12"/>
+      <w:footerReference w:type="even" r:id="rId13"/>
+      <w:footerReference w:type="default" r:id="rId14"/>
+      <w:headerReference w:type="first" r:id="rId15"/>
+      <w:footerReference w:type="first" r:id="rId16"/>
       <w:pgSz w:w="12240" w:h="15840"/>
-      <w:pgMar w:top="864" w:right="1080" w:bottom="864" w:left="1080" w:header="720" w:footer="389" w:gutter="0"/>
+      <w:pgMar w:top="864" w:right="1008" w:bottom="864" w:left="1008" w:header="720" w:footer="389" w:gutter="0"/>
       <w:cols w:space="720"/>
       <w:docGrid w:linePitch="360"/>
     </w:sectPr>
@@ -520,7 +471,7 @@
   <w:endnote w:type="separator" w:id="-1">
     <w:p>
       <w:pPr>
-        <w:spacing w:after="0" w:line="240" w:lineRule="auto"/>
+        <w:spacing w:after="0"/>
       </w:pPr>
       <w:r>
         <w:separator/>
@@ -530,7 +481,7 @@
   <w:endnote w:type="continuationSeparator" w:id="0">
     <w:p>
       <w:pPr>
-        <w:spacing w:after="0" w:line="240" w:lineRule="auto"/>
+        <w:spacing w:after="0"/>
       </w:pPr>
       <w:r>
         <w:continuationSeparator/>
@@ -544,30 +495,29 @@
 <w:ftr xmlns:wpc="http://schemas.microsoft.com/office/word/2010/wordprocessingCanvas" xmlns:cx="http://schemas.microsoft.com/office/drawing/2014/chartex" xmlns:cx1="http://schemas.microsoft.com/office/drawing/2015/9/8/chartex" xmlns:cx2="http://schemas.microsoft.com/office/drawing/2015/10/21/chartex" xmlns:cx3="http://schemas.microsoft.com/office/drawing/2016/5/9/chartex" xmlns:cx4="http://schemas.microsoft.com/office/drawing/2016/5/10/chartex" xmlns:cx5="http://schemas.microsoft.com/office/drawing/2016/5/11/chartex" xmlns:cx6="http://schemas.microsoft.com/office/drawing/2016/5/12/chartex" xmlns:cx7="http://schemas.microsoft.com/office/drawing/2016/5/13/chartex" xmlns:cx8="http://schemas.microsoft.com/office/drawing/2016/5/14/chartex" xmlns:mc="http://schemas.openxmlformats.org/markup-compatibility/2006" xmlns:aink="http://schemas.microsoft.com/office/drawing/2016/ink" xmlns:am3d="http://schemas.microsoft.com/office/drawing/2017/model3d" xmlns:o="urn:schemas-microsoft-com:office:office" xmlns:oel="http://schemas.microsoft.com/office/2019/extlst" xmlns:r="http://schemas.openxmlformats.org/officeDocument/2006/relationships" xmlns:m="http://schemas.openxmlformats.org/officeDocument/2006/math" xmlns:v="urn:schemas-microsoft-com:vml" xmlns:wp14="http://schemas.microsoft.com/office/word/2010/wordprocessingDrawing" xmlns:wp="http://schemas.openxmlformats.org/drawingml/2006/wordprocessingDrawing" xmlns:w10="urn:schemas-microsoft-com:office:word" xmlns:w="http://schemas.openxmlformats.org/wordprocessingml/2006/main" xmlns:w14="http://schemas.microsoft.com/office/word/2010/wordml" xmlns:w15="http://schemas.microsoft.com/office/word/2012/wordml" xmlns:w16cex="http://schemas.microsoft.com/office/word/2018/wordml/cex" xmlns:w16cid="http://schemas.microsoft.com/office/word/2016/wordml/cid" xmlns:w16="http://schemas.microsoft.com/office/word/2018/wordml" xmlns:w16du="http://schemas.microsoft.com/office/word/2023/wordml/word16du" xmlns:w16sdtdh="http://schemas.microsoft.com/office/word/2020/wordml/sdtdatahash" xmlns:w16sdtfl="http://schemas.microsoft.com/office/word/2024/wordml/sdtformatlock" xmlns:w16se="http://schemas.microsoft.com/office/word/2015/wordml/symex" xmlns:wpg="http://schemas.microsoft.com/office/word/2010/wordprocessingGroup" xmlns:wpi="http://schemas.microsoft.com/office/word/2010/wordprocessingInk" xmlns:wne="http://schemas.microsoft.com/office/word/2006/wordml" xmlns:wps="http://schemas.microsoft.com/office/word/2010/wordprocessingShape" mc:Ignorable="w14 w15 w16se w16cid w16 w16cex w16sdtdh w16sdtfl w16du wp14">
   <w:p>
     <w:pPr>
+      <w:pStyle w:val="Footer"/>
+    </w:pPr>
+  </w:p>
+</w:ftr>
+</file>
+
+<file path=word/footer2.xml><?xml version="1.0" encoding="utf-8"?>
+<w:ftr xmlns:wpc="http://schemas.microsoft.com/office/word/2010/wordprocessingCanvas" xmlns:cx="http://schemas.microsoft.com/office/drawing/2014/chartex" xmlns:cx1="http://schemas.microsoft.com/office/drawing/2015/9/8/chartex" xmlns:cx2="http://schemas.microsoft.com/office/drawing/2015/10/21/chartex" xmlns:cx3="http://schemas.microsoft.com/office/drawing/2016/5/9/chartex" xmlns:cx4="http://schemas.microsoft.com/office/drawing/2016/5/10/chartex" xmlns:cx5="http://schemas.microsoft.com/office/drawing/2016/5/11/chartex" xmlns:cx6="http://schemas.microsoft.com/office/drawing/2016/5/12/chartex" xmlns:cx7="http://schemas.microsoft.com/office/drawing/2016/5/13/chartex" xmlns:cx8="http://schemas.microsoft.com/office/drawing/2016/5/14/chartex" xmlns:mc="http://schemas.openxmlformats.org/markup-compatibility/2006" xmlns:aink="http://schemas.microsoft.com/office/drawing/2016/ink" xmlns:am3d="http://schemas.microsoft.com/office/drawing/2017/model3d" xmlns:o="urn:schemas-microsoft-com:office:office" xmlns:oel="http://schemas.microsoft.com/office/2019/extlst" xmlns:r="http://schemas.openxmlformats.org/officeDocument/2006/relationships" xmlns:m="http://schemas.openxmlformats.org/officeDocument/2006/math" xmlns:v="urn:schemas-microsoft-com:vml" xmlns:wp14="http://schemas.microsoft.com/office/word/2010/wordprocessingDrawing" xmlns:wp="http://schemas.openxmlformats.org/drawingml/2006/wordprocessingDrawing" xmlns:w10="urn:schemas-microsoft-com:office:word" xmlns:w="http://schemas.openxmlformats.org/wordprocessingml/2006/main" xmlns:w14="http://schemas.microsoft.com/office/word/2010/wordml" xmlns:w15="http://schemas.microsoft.com/office/word/2012/wordml" xmlns:w16cex="http://schemas.microsoft.com/office/word/2018/wordml/cex" xmlns:w16cid="http://schemas.microsoft.com/office/word/2016/wordml/cid" xmlns:w16="http://schemas.microsoft.com/office/word/2018/wordml" xmlns:w16du="http://schemas.microsoft.com/office/word/2023/wordml/word16du" xmlns:w16sdtdh="http://schemas.microsoft.com/office/word/2020/wordml/sdtdatahash" xmlns:w16sdtfl="http://schemas.microsoft.com/office/word/2024/wordml/sdtformatlock" xmlns:w16se="http://schemas.microsoft.com/office/word/2015/wordml/symex" xmlns:wpg="http://schemas.microsoft.com/office/word/2010/wordprocessingGroup" xmlns:wpi="http://schemas.microsoft.com/office/word/2010/wordprocessingInk" xmlns:wne="http://schemas.microsoft.com/office/word/2006/wordml" xmlns:wps="http://schemas.microsoft.com/office/word/2010/wordprocessingShape" mc:Ignorable="w14 w15 w16se w16cid w16 w16cex w16sdtdh w16sdtfl w16du wp14">
+  <w:p>
+    <w:pPr>
       <w:pStyle w:val="Tech"/>
       <w:jc w:val="right"/>
     </w:pPr>
-    <w:r>
-      <w:t xml:space="preserve">Louiery Sincioco  |  </w:t>
-    </w:r>
-    <w:r>
-      <w:fldChar w:fldCharType="begin"/>
-    </w:r>
-    <w:r>
-      <w:instrText>PAGE</w:instrText>
-    </w:r>
-    <w:r>
-      <w:fldChar w:fldCharType="separate"/>
-    </w:r>
-    <w:r>
-      <w:rPr>
-        <w:noProof/>
-      </w:rPr>
-      <w:t>1</w:t>
-    </w:r>
-    <w:r>
-      <w:fldChar w:fldCharType="end"/>
-    </w:r>
+  </w:p>
+</w:ftr>
+</file>
+
+<file path=word/footer3.xml><?xml version="1.0" encoding="utf-8"?>
+<w:ftr xmlns:wpc="http://schemas.microsoft.com/office/word/2010/wordprocessingCanvas" xmlns:cx="http://schemas.microsoft.com/office/drawing/2014/chartex" xmlns:cx1="http://schemas.microsoft.com/office/drawing/2015/9/8/chartex" xmlns:cx2="http://schemas.microsoft.com/office/drawing/2015/10/21/chartex" xmlns:cx3="http://schemas.microsoft.com/office/drawing/2016/5/9/chartex" xmlns:cx4="http://schemas.microsoft.com/office/drawing/2016/5/10/chartex" xmlns:cx5="http://schemas.microsoft.com/office/drawing/2016/5/11/chartex" xmlns:cx6="http://schemas.microsoft.com/office/drawing/2016/5/12/chartex" xmlns:cx7="http://schemas.microsoft.com/office/drawing/2016/5/13/chartex" xmlns:cx8="http://schemas.microsoft.com/office/drawing/2016/5/14/chartex" xmlns:mc="http://schemas.openxmlformats.org/markup-compatibility/2006" xmlns:aink="http://schemas.microsoft.com/office/drawing/2016/ink" xmlns:am3d="http://schemas.microsoft.com/office/drawing/2017/model3d" xmlns:o="urn:schemas-microsoft-com:office:office" xmlns:oel="http://schemas.microsoft.com/office/2019/extlst" xmlns:r="http://schemas.openxmlformats.org/officeDocument/2006/relationships" xmlns:m="http://schemas.openxmlformats.org/officeDocument/2006/math" xmlns:v="urn:schemas-microsoft-com:vml" xmlns:wp14="http://schemas.microsoft.com/office/word/2010/wordprocessingDrawing" xmlns:wp="http://schemas.openxmlformats.org/drawingml/2006/wordprocessingDrawing" xmlns:w10="urn:schemas-microsoft-com:office:word" xmlns:w="http://schemas.openxmlformats.org/wordprocessingml/2006/main" xmlns:w14="http://schemas.microsoft.com/office/word/2010/wordml" xmlns:w15="http://schemas.microsoft.com/office/word/2012/wordml" xmlns:w16cex="http://schemas.microsoft.com/office/word/2018/wordml/cex" xmlns:w16cid="http://schemas.microsoft.com/office/word/2016/wordml/cid" xmlns:w16="http://schemas.microsoft.com/office/word/2018/wordml" xmlns:w16du="http://schemas.microsoft.com/office/word/2023/wordml/word16du" xmlns:w16sdtdh="http://schemas.microsoft.com/office/word/2020/wordml/sdtdatahash" xmlns:w16sdtfl="http://schemas.microsoft.com/office/word/2024/wordml/sdtformatlock" xmlns:w16se="http://schemas.microsoft.com/office/word/2015/wordml/symex" xmlns:wpg="http://schemas.microsoft.com/office/word/2010/wordprocessingGroup" xmlns:wpi="http://schemas.microsoft.com/office/word/2010/wordprocessingInk" xmlns:wne="http://schemas.microsoft.com/office/word/2006/wordml" xmlns:wps="http://schemas.microsoft.com/office/word/2010/wordprocessingShape" mc:Ignorable="w14 w15 w16se w16cid w16 w16cex w16sdtdh w16sdtfl w16du wp14">
+  <w:p>
+    <w:pPr>
+      <w:pStyle w:val="Footer"/>
+    </w:pPr>
   </w:p>
 </w:ftr>
 </file>
@@ -577,7 +527,7 @@
   <w:footnote w:type="separator" w:id="-1">
     <w:p>
       <w:pPr>
-        <w:spacing w:after="0" w:line="240" w:lineRule="auto"/>
+        <w:spacing w:after="0"/>
       </w:pPr>
       <w:r>
         <w:separator/>
@@ -587,7 +537,7 @@
   <w:footnote w:type="continuationSeparator" w:id="0">
     <w:p>
       <w:pPr>
-        <w:spacing w:after="0" w:line="240" w:lineRule="auto"/>
+        <w:spacing w:after="0"/>
       </w:pPr>
       <w:r>
         <w:continuationSeparator/>
@@ -595,6 +545,36 @@
     </w:p>
   </w:footnote>
 </w:footnotes>
+</file>
+
+<file path=word/header1.xml><?xml version="1.0" encoding="utf-8"?>
+<w:hdr xmlns:wpc="http://schemas.microsoft.com/office/word/2010/wordprocessingCanvas" xmlns:cx="http://schemas.microsoft.com/office/drawing/2014/chartex" xmlns:cx1="http://schemas.microsoft.com/office/drawing/2015/9/8/chartex" xmlns:cx2="http://schemas.microsoft.com/office/drawing/2015/10/21/chartex" xmlns:cx3="http://schemas.microsoft.com/office/drawing/2016/5/9/chartex" xmlns:cx4="http://schemas.microsoft.com/office/drawing/2016/5/10/chartex" xmlns:cx5="http://schemas.microsoft.com/office/drawing/2016/5/11/chartex" xmlns:cx6="http://schemas.microsoft.com/office/drawing/2016/5/12/chartex" xmlns:cx7="http://schemas.microsoft.com/office/drawing/2016/5/13/chartex" xmlns:cx8="http://schemas.microsoft.com/office/drawing/2016/5/14/chartex" xmlns:mc="http://schemas.openxmlformats.org/markup-compatibility/2006" xmlns:aink="http://schemas.microsoft.com/office/drawing/2016/ink" xmlns:am3d="http://schemas.microsoft.com/office/drawing/2017/model3d" xmlns:o="urn:schemas-microsoft-com:office:office" xmlns:oel="http://schemas.microsoft.com/office/2019/extlst" xmlns:r="http://schemas.openxmlformats.org/officeDocument/2006/relationships" xmlns:m="http://schemas.openxmlformats.org/officeDocument/2006/math" xmlns:v="urn:schemas-microsoft-com:vml" xmlns:wp14="http://schemas.microsoft.com/office/word/2010/wordprocessingDrawing" xmlns:wp="http://schemas.openxmlformats.org/drawingml/2006/wordprocessingDrawing" xmlns:w10="urn:schemas-microsoft-com:office:word" xmlns:w="http://schemas.openxmlformats.org/wordprocessingml/2006/main" xmlns:w14="http://schemas.microsoft.com/office/word/2010/wordml" xmlns:w15="http://schemas.microsoft.com/office/word/2012/wordml" xmlns:w16cex="http://schemas.microsoft.com/office/word/2018/wordml/cex" xmlns:w16cid="http://schemas.microsoft.com/office/word/2016/wordml/cid" xmlns:w16="http://schemas.microsoft.com/office/word/2018/wordml" xmlns:w16du="http://schemas.microsoft.com/office/word/2023/wordml/word16du" xmlns:w16sdtdh="http://schemas.microsoft.com/office/word/2020/wordml/sdtdatahash" xmlns:w16sdtfl="http://schemas.microsoft.com/office/word/2024/wordml/sdtformatlock" xmlns:w16se="http://schemas.microsoft.com/office/word/2015/wordml/symex" xmlns:wpg="http://schemas.microsoft.com/office/word/2010/wordprocessingGroup" xmlns:wpi="http://schemas.microsoft.com/office/word/2010/wordprocessingInk" xmlns:wne="http://schemas.microsoft.com/office/word/2006/wordml" xmlns:wps="http://schemas.microsoft.com/office/word/2010/wordprocessingShape" mc:Ignorable="w14 w15 w16se w16cid w16 w16cex w16sdtdh w16sdtfl w16du wp14">
+  <w:p>
+    <w:pPr>
+      <w:pStyle w:val="Header"/>
+    </w:pPr>
+  </w:p>
+</w:hdr>
+</file>
+
+<file path=word/header2.xml><?xml version="1.0" encoding="utf-8"?>
+<w:hdr xmlns:wpc="http://schemas.microsoft.com/office/word/2010/wordprocessingCanvas" xmlns:cx="http://schemas.microsoft.com/office/drawing/2014/chartex" xmlns:cx1="http://schemas.microsoft.com/office/drawing/2015/9/8/chartex" xmlns:cx2="http://schemas.microsoft.com/office/drawing/2015/10/21/chartex" xmlns:cx3="http://schemas.microsoft.com/office/drawing/2016/5/9/chartex" xmlns:cx4="http://schemas.microsoft.com/office/drawing/2016/5/10/chartex" xmlns:cx5="http://schemas.microsoft.com/office/drawing/2016/5/11/chartex" xmlns:cx6="http://schemas.microsoft.com/office/drawing/2016/5/12/chartex" xmlns:cx7="http://schemas.microsoft.com/office/drawing/2016/5/13/chartex" xmlns:cx8="http://schemas.microsoft.com/office/drawing/2016/5/14/chartex" xmlns:mc="http://schemas.openxmlformats.org/markup-compatibility/2006" xmlns:aink="http://schemas.microsoft.com/office/drawing/2016/ink" xmlns:am3d="http://schemas.microsoft.com/office/drawing/2017/model3d" xmlns:o="urn:schemas-microsoft-com:office:office" xmlns:oel="http://schemas.microsoft.com/office/2019/extlst" xmlns:r="http://schemas.openxmlformats.org/officeDocument/2006/relationships" xmlns:m="http://schemas.openxmlformats.org/officeDocument/2006/math" xmlns:v="urn:schemas-microsoft-com:vml" xmlns:wp14="http://schemas.microsoft.com/office/word/2010/wordprocessingDrawing" xmlns:wp="http://schemas.openxmlformats.org/drawingml/2006/wordprocessingDrawing" xmlns:w10="urn:schemas-microsoft-com:office:word" xmlns:w="http://schemas.openxmlformats.org/wordprocessingml/2006/main" xmlns:w14="http://schemas.microsoft.com/office/word/2010/wordml" xmlns:w15="http://schemas.microsoft.com/office/word/2012/wordml" xmlns:w16cex="http://schemas.microsoft.com/office/word/2018/wordml/cex" xmlns:w16cid="http://schemas.microsoft.com/office/word/2016/wordml/cid" xmlns:w16="http://schemas.microsoft.com/office/word/2018/wordml" xmlns:w16du="http://schemas.microsoft.com/office/word/2023/wordml/word16du" xmlns:w16sdtdh="http://schemas.microsoft.com/office/word/2020/wordml/sdtdatahash" xmlns:w16sdtfl="http://schemas.microsoft.com/office/word/2024/wordml/sdtformatlock" xmlns:w16se="http://schemas.microsoft.com/office/word/2015/wordml/symex" xmlns:wpg="http://schemas.microsoft.com/office/word/2010/wordprocessingGroup" xmlns:wpi="http://schemas.microsoft.com/office/word/2010/wordprocessingInk" xmlns:wne="http://schemas.microsoft.com/office/word/2006/wordml" xmlns:wps="http://schemas.microsoft.com/office/word/2010/wordprocessingShape" mc:Ignorable="w14 w15 w16se w16cid w16 w16cex w16sdtdh w16sdtfl w16du wp14">
+  <w:p>
+    <w:pPr>
+      <w:pStyle w:val="Header"/>
+    </w:pPr>
+  </w:p>
+</w:hdr>
+</file>
+
+<file path=word/header3.xml><?xml version="1.0" encoding="utf-8"?>
+<w:hdr xmlns:wpc="http://schemas.microsoft.com/office/word/2010/wordprocessingCanvas" xmlns:cx="http://schemas.microsoft.com/office/drawing/2014/chartex" xmlns:cx1="http://schemas.microsoft.com/office/drawing/2015/9/8/chartex" xmlns:cx2="http://schemas.microsoft.com/office/drawing/2015/10/21/chartex" xmlns:cx3="http://schemas.microsoft.com/office/drawing/2016/5/9/chartex" xmlns:cx4="http://schemas.microsoft.com/office/drawing/2016/5/10/chartex" xmlns:cx5="http://schemas.microsoft.com/office/drawing/2016/5/11/chartex" xmlns:cx6="http://schemas.microsoft.com/office/drawing/2016/5/12/chartex" xmlns:cx7="http://schemas.microsoft.com/office/drawing/2016/5/13/chartex" xmlns:cx8="http://schemas.microsoft.com/office/drawing/2016/5/14/chartex" xmlns:mc="http://schemas.openxmlformats.org/markup-compatibility/2006" xmlns:aink="http://schemas.microsoft.com/office/drawing/2016/ink" xmlns:am3d="http://schemas.microsoft.com/office/drawing/2017/model3d" xmlns:o="urn:schemas-microsoft-com:office:office" xmlns:oel="http://schemas.microsoft.com/office/2019/extlst" xmlns:r="http://schemas.openxmlformats.org/officeDocument/2006/relationships" xmlns:m="http://schemas.openxmlformats.org/officeDocument/2006/math" xmlns:v="urn:schemas-microsoft-com:vml" xmlns:wp14="http://schemas.microsoft.com/office/word/2010/wordprocessingDrawing" xmlns:wp="http://schemas.openxmlformats.org/drawingml/2006/wordprocessingDrawing" xmlns:w10="urn:schemas-microsoft-com:office:word" xmlns:w="http://schemas.openxmlformats.org/wordprocessingml/2006/main" xmlns:w14="http://schemas.microsoft.com/office/word/2010/wordml" xmlns:w15="http://schemas.microsoft.com/office/word/2012/wordml" xmlns:w16cex="http://schemas.microsoft.com/office/word/2018/wordml/cex" xmlns:w16cid="http://schemas.microsoft.com/office/word/2016/wordml/cid" xmlns:w16="http://schemas.microsoft.com/office/word/2018/wordml" xmlns:w16du="http://schemas.microsoft.com/office/word/2023/wordml/word16du" xmlns:w16sdtdh="http://schemas.microsoft.com/office/word/2020/wordml/sdtdatahash" xmlns:w16sdtfl="http://schemas.microsoft.com/office/word/2024/wordml/sdtformatlock" xmlns:w16se="http://schemas.microsoft.com/office/word/2015/wordml/symex" xmlns:wpg="http://schemas.microsoft.com/office/word/2010/wordprocessingGroup" xmlns:wpi="http://schemas.microsoft.com/office/word/2010/wordprocessingInk" xmlns:wne="http://schemas.microsoft.com/office/word/2006/wordml" xmlns:wps="http://schemas.microsoft.com/office/word/2010/wordprocessingShape" mc:Ignorable="w14 w15 w16se w16cid w16 w16cex w16sdtdh w16sdtfl w16du wp14">
+  <w:p>
+    <w:pPr>
+      <w:pStyle w:val="Header"/>
+    </w:pPr>
+  </w:p>
+</w:hdr>
 </file>
 
 <file path=word/numbering.xml><?xml version="1.0" encoding="utf-8"?>
@@ -1189,9 +1169,9 @@
   <w:style w:type="paragraph" w:default="1" w:styleId="Normal">
     <w:name w:val="Normal"/>
     <w:qFormat/>
-    <w:rsid w:val="00FC693F"/>
-    <w:pPr>
-      <w:spacing w:after="100" w:line="247" w:lineRule="auto"/>
+    <w:rsid w:val="00407A74"/>
+    <w:pPr>
+      <w:spacing w:after="80" w:line="240" w:lineRule="auto"/>
     </w:pPr>
     <w:rPr>
       <w:rFonts w:ascii="Calibri" w:hAnsi="Calibri"/>
@@ -1205,11 +1185,11 @@
     <w:link w:val="Heading1Char"/>
     <w:uiPriority w:val="9"/>
     <w:qFormat/>
-    <w:rsid w:val="00FC693F"/>
+    <w:rsid w:val="00407A74"/>
     <w:pPr>
       <w:keepNext/>
       <w:keepLines/>
-      <w:spacing w:before="220"/>
+      <w:spacing w:before="180"/>
       <w:outlineLvl w:val="0"/>
     </w:pPr>
     <w:rPr>
@@ -1228,7 +1208,7 @@
     <w:uiPriority w:val="9"/>
     <w:unhideWhenUsed/>
     <w:qFormat/>
-    <w:rsid w:val="00FC693F"/>
+    <w:rsid w:val="00407A74"/>
     <w:pPr>
       <w:keepNext/>
       <w:keepLines/>
@@ -1251,7 +1231,7 @@
     <w:uiPriority w:val="9"/>
     <w:unhideWhenUsed/>
     <w:qFormat/>
-    <w:rsid w:val="00FC693F"/>
+    <w:rsid w:val="00407A74"/>
     <w:pPr>
       <w:keepNext/>
       <w:keepLines/>
@@ -1273,7 +1253,7 @@
     <w:semiHidden/>
     <w:unhideWhenUsed/>
     <w:qFormat/>
-    <w:rsid w:val="00FC693F"/>
+    <w:rsid w:val="00407A74"/>
     <w:pPr>
       <w:keepNext/>
       <w:keepLines/>
@@ -1297,7 +1277,7 @@
     <w:semiHidden/>
     <w:unhideWhenUsed/>
     <w:qFormat/>
-    <w:rsid w:val="00FC693F"/>
+    <w:rsid w:val="00407A74"/>
     <w:pPr>
       <w:keepNext/>
       <w:keepLines/>
@@ -1317,7 +1297,7 @@
     <w:semiHidden/>
     <w:unhideWhenUsed/>
     <w:qFormat/>
-    <w:rsid w:val="00FC693F"/>
+    <w:rsid w:val="00407A74"/>
     <w:pPr>
       <w:keepNext/>
       <w:keepLines/>
@@ -1339,7 +1319,7 @@
     <w:semiHidden/>
     <w:unhideWhenUsed/>
     <w:qFormat/>
-    <w:rsid w:val="00FC693F"/>
+    <w:rsid w:val="00407A74"/>
     <w:pPr>
       <w:keepNext/>
       <w:keepLines/>
@@ -1361,7 +1341,7 @@
     <w:semiHidden/>
     <w:unhideWhenUsed/>
     <w:qFormat/>
-    <w:rsid w:val="00FC693F"/>
+    <w:rsid w:val="00407A74"/>
     <w:pPr>
       <w:keepNext/>
       <w:keepLines/>
@@ -1383,7 +1363,7 @@
     <w:semiHidden/>
     <w:unhideWhenUsed/>
     <w:qFormat/>
-    <w:rsid w:val="00FC693F"/>
+    <w:rsid w:val="00407A74"/>
     <w:pPr>
       <w:keepNext/>
       <w:keepLines/>
@@ -1403,6 +1383,7 @@
     <w:uiPriority w:val="1"/>
     <w:semiHidden/>
     <w:unhideWhenUsed/>
+    <w:rsid w:val="00407A74"/>
   </w:style>
   <w:style w:type="table" w:default="1" w:styleId="TableNormal">
     <w:name w:val="Normal Table"/>
@@ -1424,6 +1405,7 @@
     <w:uiPriority w:val="99"/>
     <w:semiHidden/>
     <w:unhideWhenUsed/>
+    <w:rsid w:val="00407A74"/>
   </w:style>
   <w:style w:type="paragraph" w:styleId="Header">
     <w:name w:val="header"/>
@@ -1431,13 +1413,13 @@
     <w:link w:val="HeaderChar"/>
     <w:uiPriority w:val="99"/>
     <w:unhideWhenUsed/>
-    <w:rsid w:val="00E618BF"/>
+    <w:rsid w:val="00407A74"/>
     <w:pPr>
       <w:tabs>
         <w:tab w:val="center" w:pos="4680"/>
         <w:tab w:val="right" w:pos="9360"/>
       </w:tabs>
-      <w:spacing w:after="0" w:line="240" w:lineRule="auto"/>
+      <w:spacing w:after="0"/>
     </w:pPr>
   </w:style>
   <w:style w:type="character" w:customStyle="1" w:styleId="HeaderChar">
@@ -1445,7 +1427,11 @@
     <w:basedOn w:val="DefaultParagraphFont"/>
     <w:link w:val="Header"/>
     <w:uiPriority w:val="99"/>
-    <w:rsid w:val="00E618BF"/>
+    <w:rsid w:val="00407A74"/>
+    <w:rPr>
+      <w:rFonts w:ascii="Calibri" w:hAnsi="Calibri"/>
+      <w:color w:val="000000"/>
+    </w:rPr>
   </w:style>
   <w:style w:type="paragraph" w:styleId="Footer">
     <w:name w:val="footer"/>
@@ -1453,13 +1439,13 @@
     <w:link w:val="FooterChar"/>
     <w:uiPriority w:val="99"/>
     <w:unhideWhenUsed/>
-    <w:rsid w:val="00E618BF"/>
+    <w:rsid w:val="00407A74"/>
     <w:pPr>
       <w:tabs>
         <w:tab w:val="center" w:pos="4680"/>
         <w:tab w:val="right" w:pos="9360"/>
       </w:tabs>
-      <w:spacing w:after="0" w:line="240" w:lineRule="auto"/>
+      <w:spacing w:after="0"/>
     </w:pPr>
   </w:style>
   <w:style w:type="character" w:customStyle="1" w:styleId="FooterChar">
@@ -1467,13 +1453,17 @@
     <w:basedOn w:val="DefaultParagraphFont"/>
     <w:link w:val="Footer"/>
     <w:uiPriority w:val="99"/>
-    <w:rsid w:val="00E618BF"/>
+    <w:rsid w:val="00407A74"/>
+    <w:rPr>
+      <w:rFonts w:ascii="Calibri" w:hAnsi="Calibri"/>
+      <w:color w:val="000000"/>
+    </w:rPr>
   </w:style>
   <w:style w:type="paragraph" w:styleId="NoSpacing">
     <w:name w:val="No Spacing"/>
     <w:uiPriority w:val="1"/>
     <w:qFormat/>
-    <w:rsid w:val="00FC693F"/>
+    <w:rsid w:val="00407A74"/>
     <w:pPr>
       <w:spacing w:after="0" w:line="240" w:lineRule="auto"/>
     </w:pPr>
@@ -1486,13 +1476,13 @@
     <w:basedOn w:val="DefaultParagraphFont"/>
     <w:link w:val="Heading1"/>
     <w:uiPriority w:val="9"/>
-    <w:rsid w:val="00FC693F"/>
+    <w:rsid w:val="00407A74"/>
     <w:rPr>
       <w:rFonts w:asciiTheme="majorHAnsi" w:eastAsiaTheme="majorEastAsia" w:hAnsiTheme="majorHAnsi" w:cstheme="majorBidi"/>
       <w:b/>
       <w:bCs/>
-      <w:color w:val="365F91" w:themeColor="accent1" w:themeShade="BF"/>
-      <w:sz w:val="28"/>
+      <w:color w:val="000000"/>
+      <w:sz w:val="24"/>
       <w:szCs w:val="28"/>
     </w:rPr>
   </w:style>
@@ -1501,12 +1491,12 @@
     <w:basedOn w:val="DefaultParagraphFont"/>
     <w:link w:val="Heading2"/>
     <w:uiPriority w:val="9"/>
-    <w:rsid w:val="00FC693F"/>
+    <w:rsid w:val="00407A74"/>
     <w:rPr>
       <w:rFonts w:asciiTheme="majorHAnsi" w:eastAsiaTheme="majorEastAsia" w:hAnsiTheme="majorHAnsi" w:cstheme="majorBidi"/>
       <w:b/>
       <w:bCs/>
-      <w:color w:val="4F81BD" w:themeColor="accent1"/>
+      <w:color w:val="000000"/>
       <w:sz w:val="26"/>
       <w:szCs w:val="26"/>
     </w:rPr>
@@ -1516,12 +1506,12 @@
     <w:basedOn w:val="DefaultParagraphFont"/>
     <w:link w:val="Heading3"/>
     <w:uiPriority w:val="9"/>
-    <w:rsid w:val="00FC693F"/>
+    <w:rsid w:val="00407A74"/>
     <w:rPr>
       <w:rFonts w:asciiTheme="majorHAnsi" w:eastAsiaTheme="majorEastAsia" w:hAnsiTheme="majorHAnsi" w:cstheme="majorBidi"/>
       <w:b/>
       <w:bCs/>
-      <w:color w:val="4F81BD" w:themeColor="accent1"/>
+      <w:color w:val="000000"/>
     </w:rPr>
   </w:style>
   <w:style w:type="paragraph" w:styleId="Title">
@@ -1531,10 +1521,10 @@
     <w:link w:val="TitleChar"/>
     <w:uiPriority w:val="10"/>
     <w:qFormat/>
-    <w:rsid w:val="00FC693F"/>
+    <w:rsid w:val="00407A74"/>
     <w:pPr>
       <w:keepNext/>
-      <w:spacing w:after="60" w:line="240" w:lineRule="auto"/>
+      <w:spacing w:after="40"/>
       <w:contextualSpacing/>
     </w:pPr>
     <w:rPr>
@@ -1542,7 +1532,7 @@
       <w:b/>
       <w:spacing w:val="5"/>
       <w:kern w:val="28"/>
-      <w:sz w:val="52"/>
+      <w:sz w:val="48"/>
       <w:szCs w:val="52"/>
     </w:rPr>
   </w:style>
@@ -1551,13 +1541,14 @@
     <w:basedOn w:val="DefaultParagraphFont"/>
     <w:link w:val="Title"/>
     <w:uiPriority w:val="10"/>
-    <w:rsid w:val="00FC693F"/>
+    <w:rsid w:val="00407A74"/>
     <w:rPr>
       <w:rFonts w:asciiTheme="majorHAnsi" w:eastAsiaTheme="majorEastAsia" w:hAnsiTheme="majorHAnsi" w:cstheme="majorBidi"/>
-      <w:color w:val="17365D" w:themeColor="text2" w:themeShade="BF"/>
+      <w:b/>
+      <w:color w:val="000000"/>
       <w:spacing w:val="5"/>
       <w:kern w:val="28"/>
-      <w:sz w:val="52"/>
+      <w:sz w:val="48"/>
       <w:szCs w:val="52"/>
     </w:rPr>
   </w:style>
@@ -1568,18 +1559,17 @@
     <w:link w:val="SubtitleChar"/>
     <w:uiPriority w:val="11"/>
     <w:qFormat/>
-    <w:rsid w:val="00FC693F"/>
+    <w:rsid w:val="00407A74"/>
     <w:pPr>
       <w:keepNext/>
       <w:numPr>
         <w:ilvl w:val="1"/>
       </w:numPr>
-      <w:spacing w:after="140"/>
+      <w:spacing w:after="100"/>
     </w:pPr>
     <w:rPr>
       <w:rFonts w:asciiTheme="majorHAnsi" w:eastAsiaTheme="majorEastAsia" w:hAnsiTheme="majorHAnsi" w:cstheme="majorBidi"/>
       <w:b/>
-      <w:i/>
       <w:iCs/>
       <w:spacing w:val="15"/>
       <w:sz w:val="24"/>
@@ -1591,12 +1581,12 @@
     <w:basedOn w:val="DefaultParagraphFont"/>
     <w:link w:val="Subtitle"/>
     <w:uiPriority w:val="11"/>
-    <w:rsid w:val="00FC693F"/>
+    <w:rsid w:val="00407A74"/>
     <w:rPr>
       <w:rFonts w:asciiTheme="majorHAnsi" w:eastAsiaTheme="majorEastAsia" w:hAnsiTheme="majorHAnsi" w:cstheme="majorBidi"/>
-      <w:i/>
+      <w:b/>
       <w:iCs/>
-      <w:color w:val="4F81BD" w:themeColor="accent1"/>
+      <w:color w:val="000000"/>
       <w:spacing w:val="15"/>
       <w:sz w:val="24"/>
       <w:szCs w:val="24"/>
@@ -1607,7 +1597,7 @@
     <w:basedOn w:val="Normal"/>
     <w:uiPriority w:val="34"/>
     <w:qFormat/>
-    <w:rsid w:val="00FC693F"/>
+    <w:rsid w:val="00407A74"/>
     <w:pPr>
       <w:ind w:left="720"/>
       <w:contextualSpacing/>
@@ -1619,7 +1609,7 @@
     <w:link w:val="BodyTextChar"/>
     <w:uiPriority w:val="99"/>
     <w:unhideWhenUsed/>
-    <w:rsid w:val="00AA1D8D"/>
+    <w:rsid w:val="00407A74"/>
     <w:pPr>
       <w:spacing w:after="120"/>
     </w:pPr>
@@ -1629,7 +1619,11 @@
     <w:basedOn w:val="DefaultParagraphFont"/>
     <w:link w:val="BodyText"/>
     <w:uiPriority w:val="99"/>
-    <w:rsid w:val="00AA1D8D"/>
+    <w:rsid w:val="00407A74"/>
+    <w:rPr>
+      <w:rFonts w:ascii="Calibri" w:hAnsi="Calibri"/>
+      <w:color w:val="000000"/>
+    </w:rPr>
   </w:style>
   <w:style w:type="paragraph" w:styleId="BodyText2">
     <w:name w:val="Body Text 2"/>
@@ -1637,7 +1631,7 @@
     <w:link w:val="BodyText2Char"/>
     <w:uiPriority w:val="99"/>
     <w:unhideWhenUsed/>
-    <w:rsid w:val="00AA1D8D"/>
+    <w:rsid w:val="00407A74"/>
     <w:pPr>
       <w:spacing w:after="120" w:line="480" w:lineRule="auto"/>
     </w:pPr>
@@ -1647,7 +1641,11 @@
     <w:basedOn w:val="DefaultParagraphFont"/>
     <w:link w:val="BodyText2"/>
     <w:uiPriority w:val="99"/>
-    <w:rsid w:val="00AA1D8D"/>
+    <w:rsid w:val="00407A74"/>
+    <w:rPr>
+      <w:rFonts w:ascii="Calibri" w:hAnsi="Calibri"/>
+      <w:color w:val="000000"/>
+    </w:rPr>
   </w:style>
   <w:style w:type="paragraph" w:styleId="BodyText3">
     <w:name w:val="Body Text 3"/>
@@ -1655,7 +1653,7 @@
     <w:link w:val="BodyText3Char"/>
     <w:uiPriority w:val="99"/>
     <w:unhideWhenUsed/>
-    <w:rsid w:val="00AA1D8D"/>
+    <w:rsid w:val="00407A74"/>
     <w:pPr>
       <w:spacing w:after="120"/>
     </w:pPr>
@@ -1669,8 +1667,10 @@
     <w:basedOn w:val="DefaultParagraphFont"/>
     <w:link w:val="BodyText3"/>
     <w:uiPriority w:val="99"/>
-    <w:rsid w:val="00AA1D8D"/>
+    <w:rsid w:val="00407A74"/>
     <w:rPr>
+      <w:rFonts w:ascii="Calibri" w:hAnsi="Calibri"/>
+      <w:color w:val="000000"/>
       <w:sz w:val="16"/>
       <w:szCs w:val="16"/>
     </w:rPr>
@@ -1680,7 +1680,7 @@
     <w:basedOn w:val="Normal"/>
     <w:uiPriority w:val="99"/>
     <w:unhideWhenUsed/>
-    <w:rsid w:val="00AA1D8D"/>
+    <w:rsid w:val="00407A74"/>
     <w:pPr>
       <w:ind w:left="360" w:hanging="360"/>
       <w:contextualSpacing/>
@@ -1691,7 +1691,7 @@
     <w:basedOn w:val="Normal"/>
     <w:uiPriority w:val="99"/>
     <w:unhideWhenUsed/>
-    <w:rsid w:val="00326F90"/>
+    <w:rsid w:val="00407A74"/>
     <w:pPr>
       <w:ind w:left="720" w:hanging="360"/>
       <w:contextualSpacing/>
@@ -1702,7 +1702,7 @@
     <w:basedOn w:val="Normal"/>
     <w:uiPriority w:val="99"/>
     <w:unhideWhenUsed/>
-    <w:rsid w:val="00326F90"/>
+    <w:rsid w:val="00407A74"/>
     <w:pPr>
       <w:ind w:left="1080" w:hanging="360"/>
       <w:contextualSpacing/>
@@ -1713,14 +1713,14 @@
     <w:basedOn w:val="Normal"/>
     <w:uiPriority w:val="99"/>
     <w:unhideWhenUsed/>
-    <w:rsid w:val="00326F90"/>
+    <w:rsid w:val="00407A74"/>
     <w:pPr>
       <w:keepLines/>
       <w:numPr>
         <w:numId w:val="1"/>
       </w:numPr>
       <w:spacing w:after="60"/>
-      <w:ind w:left="202" w:hanging="202"/>
+      <w:ind w:left="216" w:hanging="216"/>
       <w:contextualSpacing/>
     </w:pPr>
   </w:style>
@@ -1729,7 +1729,7 @@
     <w:basedOn w:val="Normal"/>
     <w:uiPriority w:val="99"/>
     <w:unhideWhenUsed/>
-    <w:rsid w:val="00326F90"/>
+    <w:rsid w:val="00407A74"/>
     <w:pPr>
       <w:numPr>
         <w:numId w:val="2"/>
@@ -1742,7 +1742,7 @@
     <w:basedOn w:val="Normal"/>
     <w:uiPriority w:val="99"/>
     <w:unhideWhenUsed/>
-    <w:rsid w:val="00326F90"/>
+    <w:rsid w:val="00407A74"/>
     <w:pPr>
       <w:numPr>
         <w:numId w:val="3"/>
@@ -1755,7 +1755,7 @@
     <w:basedOn w:val="Normal"/>
     <w:uiPriority w:val="99"/>
     <w:unhideWhenUsed/>
-    <w:rsid w:val="00326F90"/>
+    <w:rsid w:val="00407A74"/>
     <w:pPr>
       <w:numPr>
         <w:numId w:val="5"/>
@@ -1768,7 +1768,7 @@
     <w:basedOn w:val="Normal"/>
     <w:uiPriority w:val="99"/>
     <w:unhideWhenUsed/>
-    <w:rsid w:val="0029639D"/>
+    <w:rsid w:val="00407A74"/>
     <w:pPr>
       <w:numPr>
         <w:numId w:val="6"/>
@@ -1781,7 +1781,7 @@
     <w:basedOn w:val="Normal"/>
     <w:uiPriority w:val="99"/>
     <w:unhideWhenUsed/>
-    <w:rsid w:val="0029639D"/>
+    <w:rsid w:val="00407A74"/>
     <w:pPr>
       <w:numPr>
         <w:numId w:val="7"/>
@@ -1794,7 +1794,7 @@
     <w:basedOn w:val="Normal"/>
     <w:uiPriority w:val="99"/>
     <w:unhideWhenUsed/>
-    <w:rsid w:val="0029639D"/>
+    <w:rsid w:val="00407A74"/>
     <w:pPr>
       <w:spacing w:after="120"/>
       <w:ind w:left="360"/>
@@ -1806,7 +1806,7 @@
     <w:basedOn w:val="Normal"/>
     <w:uiPriority w:val="99"/>
     <w:unhideWhenUsed/>
-    <w:rsid w:val="0029639D"/>
+    <w:rsid w:val="00407A74"/>
     <w:pPr>
       <w:spacing w:after="120"/>
       <w:ind w:left="720"/>
@@ -1818,7 +1818,7 @@
     <w:basedOn w:val="Normal"/>
     <w:uiPriority w:val="99"/>
     <w:unhideWhenUsed/>
-    <w:rsid w:val="0029639D"/>
+    <w:rsid w:val="00407A74"/>
     <w:pPr>
       <w:spacing w:after="120"/>
       <w:ind w:left="1080"/>
@@ -1830,7 +1830,7 @@
     <w:link w:val="MacroTextChar"/>
     <w:uiPriority w:val="99"/>
     <w:unhideWhenUsed/>
-    <w:rsid w:val="0029639D"/>
+    <w:rsid w:val="00407A74"/>
     <w:pPr>
       <w:tabs>
         <w:tab w:val="left" w:pos="576"/>
@@ -1854,9 +1854,10 @@
     <w:basedOn w:val="DefaultParagraphFont"/>
     <w:link w:val="MacroText"/>
     <w:uiPriority w:val="99"/>
-    <w:rsid w:val="0029639D"/>
+    <w:rsid w:val="00407A74"/>
     <w:rPr>
       <w:rFonts w:ascii="Courier" w:hAnsi="Courier"/>
+      <w:color w:val="000000"/>
       <w:sz w:val="20"/>
       <w:szCs w:val="20"/>
     </w:rPr>
@@ -1868,7 +1869,7 @@
     <w:link w:val="QuoteChar"/>
     <w:uiPriority w:val="29"/>
     <w:qFormat/>
-    <w:rsid w:val="00FC693F"/>
+    <w:rsid w:val="00407A74"/>
     <w:rPr>
       <w:i/>
       <w:iCs/>
@@ -1879,11 +1880,12 @@
     <w:basedOn w:val="DefaultParagraphFont"/>
     <w:link w:val="Quote"/>
     <w:uiPriority w:val="29"/>
-    <w:rsid w:val="00FC693F"/>
+    <w:rsid w:val="00407A74"/>
     <w:rPr>
+      <w:rFonts w:ascii="Calibri" w:hAnsi="Calibri"/>
       <w:i/>
       <w:iCs/>
-      <w:color w:val="000000" w:themeColor="text1"/>
+      <w:color w:val="000000"/>
     </w:rPr>
   </w:style>
   <w:style w:type="character" w:customStyle="1" w:styleId="Heading4Char">
@@ -1892,14 +1894,14 @@
     <w:link w:val="Heading4"/>
     <w:uiPriority w:val="9"/>
     <w:semiHidden/>
-    <w:rsid w:val="00FC693F"/>
+    <w:rsid w:val="00407A74"/>
     <w:rPr>
       <w:rFonts w:asciiTheme="majorHAnsi" w:eastAsiaTheme="majorEastAsia" w:hAnsiTheme="majorHAnsi" w:cstheme="majorBidi"/>
       <w:b/>
       <w:bCs/>
       <w:i/>
       <w:iCs/>
-      <w:color w:val="4F81BD" w:themeColor="accent1"/>
+      <w:color w:val="000000"/>
     </w:rPr>
   </w:style>
   <w:style w:type="character" w:customStyle="1" w:styleId="Heading5Char">
@@ -1908,10 +1910,10 @@
     <w:link w:val="Heading5"/>
     <w:uiPriority w:val="9"/>
     <w:semiHidden/>
-    <w:rsid w:val="00FC693F"/>
+    <w:rsid w:val="00407A74"/>
     <w:rPr>
       <w:rFonts w:asciiTheme="majorHAnsi" w:eastAsiaTheme="majorEastAsia" w:hAnsiTheme="majorHAnsi" w:cstheme="majorBidi"/>
-      <w:color w:val="243F60" w:themeColor="accent1" w:themeShade="7F"/>
+      <w:color w:val="000000"/>
     </w:rPr>
   </w:style>
   <w:style w:type="character" w:customStyle="1" w:styleId="Heading6Char">
@@ -1920,12 +1922,12 @@
     <w:link w:val="Heading6"/>
     <w:uiPriority w:val="9"/>
     <w:semiHidden/>
-    <w:rsid w:val="00FC693F"/>
+    <w:rsid w:val="00407A74"/>
     <w:rPr>
       <w:rFonts w:asciiTheme="majorHAnsi" w:eastAsiaTheme="majorEastAsia" w:hAnsiTheme="majorHAnsi" w:cstheme="majorBidi"/>
       <w:i/>
       <w:iCs/>
-      <w:color w:val="243F60" w:themeColor="accent1" w:themeShade="7F"/>
+      <w:color w:val="000000"/>
     </w:rPr>
   </w:style>
   <w:style w:type="character" w:customStyle="1" w:styleId="Heading7Char">
@@ -1934,12 +1936,12 @@
     <w:link w:val="Heading7"/>
     <w:uiPriority w:val="9"/>
     <w:semiHidden/>
-    <w:rsid w:val="00FC693F"/>
+    <w:rsid w:val="00407A74"/>
     <w:rPr>
       <w:rFonts w:asciiTheme="majorHAnsi" w:eastAsiaTheme="majorEastAsia" w:hAnsiTheme="majorHAnsi" w:cstheme="majorBidi"/>
       <w:i/>
       <w:iCs/>
-      <w:color w:val="404040" w:themeColor="text1" w:themeTint="BF"/>
+      <w:color w:val="000000"/>
     </w:rPr>
   </w:style>
   <w:style w:type="character" w:customStyle="1" w:styleId="Heading8Char">
@@ -1948,10 +1950,10 @@
     <w:link w:val="Heading8"/>
     <w:uiPriority w:val="9"/>
     <w:semiHidden/>
-    <w:rsid w:val="00FC693F"/>
+    <w:rsid w:val="00407A74"/>
     <w:rPr>
       <w:rFonts w:asciiTheme="majorHAnsi" w:eastAsiaTheme="majorEastAsia" w:hAnsiTheme="majorHAnsi" w:cstheme="majorBidi"/>
-      <w:color w:val="4F81BD" w:themeColor="accent1"/>
+      <w:color w:val="000000"/>
       <w:sz w:val="20"/>
       <w:szCs w:val="20"/>
     </w:rPr>
@@ -1962,12 +1964,12 @@
     <w:link w:val="Heading9"/>
     <w:uiPriority w:val="9"/>
     <w:semiHidden/>
-    <w:rsid w:val="00FC693F"/>
+    <w:rsid w:val="00407A74"/>
     <w:rPr>
       <w:rFonts w:asciiTheme="majorHAnsi" w:eastAsiaTheme="majorEastAsia" w:hAnsiTheme="majorHAnsi" w:cstheme="majorBidi"/>
       <w:i/>
       <w:iCs/>
-      <w:color w:val="404040" w:themeColor="text1" w:themeTint="BF"/>
+      <w:color w:val="000000"/>
       <w:sz w:val="20"/>
       <w:szCs w:val="20"/>
     </w:rPr>
@@ -1980,10 +1982,7 @@
     <w:semiHidden/>
     <w:unhideWhenUsed/>
     <w:qFormat/>
-    <w:rsid w:val="00FC693F"/>
-    <w:pPr>
-      <w:spacing w:line="240" w:lineRule="auto"/>
-    </w:pPr>
+    <w:rsid w:val="00407A74"/>
     <w:rPr>
       <w:b/>
       <w:bCs/>
@@ -1996,7 +1995,7 @@
     <w:basedOn w:val="DefaultParagraphFont"/>
     <w:uiPriority w:val="22"/>
     <w:qFormat/>
-    <w:rsid w:val="00FC693F"/>
+    <w:rsid w:val="00407A74"/>
     <w:rPr>
       <w:b/>
       <w:bCs/>
@@ -2007,7 +2006,7 @@
     <w:basedOn w:val="DefaultParagraphFont"/>
     <w:uiPriority w:val="20"/>
     <w:qFormat/>
-    <w:rsid w:val="00FC693F"/>
+    <w:rsid w:val="00407A74"/>
     <w:rPr>
       <w:i/>
       <w:iCs/>
@@ -2020,7 +2019,7 @@
     <w:link w:val="IntenseQuoteChar"/>
     <w:uiPriority w:val="30"/>
     <w:qFormat/>
-    <w:rsid w:val="00FC693F"/>
+    <w:rsid w:val="00407A74"/>
     <w:pPr>
       <w:spacing w:before="200" w:after="280"/>
       <w:ind w:left="936" w:right="936"/>
@@ -2037,7 +2036,34 @@
     <w:basedOn w:val="DefaultParagraphFont"/>
     <w:link w:val="IntenseQuote"/>
     <w:uiPriority w:val="30"/>
-    <w:rsid w:val="00FC693F"/>
+    <w:rsid w:val="00407A74"/>
+    <w:rPr>
+      <w:rFonts w:ascii="Calibri" w:hAnsi="Calibri"/>
+      <w:b/>
+      <w:bCs/>
+      <w:i/>
+      <w:iCs/>
+      <w:color w:val="000000"/>
+    </w:rPr>
+  </w:style>
+  <w:style w:type="character" w:styleId="SubtleEmphasis">
+    <w:name w:val="Subtle Emphasis"/>
+    <w:basedOn w:val="DefaultParagraphFont"/>
+    <w:uiPriority w:val="19"/>
+    <w:qFormat/>
+    <w:rsid w:val="00407A74"/>
+    <w:rPr>
+      <w:i/>
+      <w:iCs/>
+      <w:color w:val="808080" w:themeColor="text1" w:themeTint="7F"/>
+    </w:rPr>
+  </w:style>
+  <w:style w:type="character" w:styleId="IntenseEmphasis">
+    <w:name w:val="Intense Emphasis"/>
+    <w:basedOn w:val="DefaultParagraphFont"/>
+    <w:uiPriority w:val="21"/>
+    <w:qFormat/>
+    <w:rsid w:val="00407A74"/>
     <w:rPr>
       <w:b/>
       <w:bCs/>
@@ -2046,38 +2072,12 @@
       <w:color w:val="4F81BD" w:themeColor="accent1"/>
     </w:rPr>
   </w:style>
-  <w:style w:type="character" w:styleId="SubtleEmphasis">
-    <w:name w:val="Subtle Emphasis"/>
-    <w:basedOn w:val="DefaultParagraphFont"/>
-    <w:uiPriority w:val="19"/>
-    <w:qFormat/>
-    <w:rsid w:val="00FC693F"/>
-    <w:rPr>
-      <w:i/>
-      <w:iCs/>
-      <w:color w:val="808080" w:themeColor="text1" w:themeTint="7F"/>
-    </w:rPr>
-  </w:style>
-  <w:style w:type="character" w:styleId="IntenseEmphasis">
-    <w:name w:val="Intense Emphasis"/>
-    <w:basedOn w:val="DefaultParagraphFont"/>
-    <w:uiPriority w:val="21"/>
-    <w:qFormat/>
-    <w:rsid w:val="00FC693F"/>
-    <w:rPr>
-      <w:b/>
-      <w:bCs/>
-      <w:i/>
-      <w:iCs/>
-      <w:color w:val="4F81BD" w:themeColor="accent1"/>
-    </w:rPr>
-  </w:style>
   <w:style w:type="character" w:styleId="SubtleReference">
     <w:name w:val="Subtle Reference"/>
     <w:basedOn w:val="DefaultParagraphFont"/>
     <w:uiPriority w:val="31"/>
     <w:qFormat/>
-    <w:rsid w:val="00FC693F"/>
+    <w:rsid w:val="00407A74"/>
     <w:rPr>
       <w:smallCaps/>
       <w:color w:val="C0504D" w:themeColor="accent2"/>
@@ -2089,7 +2089,7 @@
     <w:basedOn w:val="DefaultParagraphFont"/>
     <w:uiPriority w:val="32"/>
     <w:qFormat/>
-    <w:rsid w:val="00FC693F"/>
+    <w:rsid w:val="00407A74"/>
     <w:rPr>
       <w:b/>
       <w:bCs/>
@@ -2104,7 +2104,7 @@
     <w:basedOn w:val="DefaultParagraphFont"/>
     <w:uiPriority w:val="33"/>
     <w:qFormat/>
-    <w:rsid w:val="00FC693F"/>
+    <w:rsid w:val="00407A74"/>
     <w:rPr>
       <w:b/>
       <w:bCs/>
@@ -2120,7 +2120,7 @@
     <w:semiHidden/>
     <w:unhideWhenUsed/>
     <w:qFormat/>
-    <w:rsid w:val="00FC693F"/>
+    <w:rsid w:val="00407A74"/>
     <w:pPr>
       <w:outlineLvl w:val="9"/>
     </w:pPr>
@@ -2129,7 +2129,7 @@
     <w:name w:val="Table Grid"/>
     <w:basedOn w:val="TableNormal"/>
     <w:uiPriority w:val="59"/>
-    <w:rsid w:val="00FC693F"/>
+    <w:rsid w:val="00407A74"/>
     <w:pPr>
       <w:spacing w:after="0" w:line="240" w:lineRule="auto"/>
     </w:pPr>
@@ -2148,7 +2148,7 @@
     <w:name w:val="Light Shading"/>
     <w:basedOn w:val="TableNormal"/>
     <w:uiPriority w:val="60"/>
-    <w:rsid w:val="00FC693F"/>
+    <w:rsid w:val="00407A74"/>
     <w:pPr>
       <w:spacing w:after="0" w:line="240" w:lineRule="auto"/>
     </w:pPr>
@@ -2244,7 +2244,7 @@
     <w:name w:val="Light Shading Accent 1"/>
     <w:basedOn w:val="TableNormal"/>
     <w:uiPriority w:val="60"/>
-    <w:rsid w:val="00FC693F"/>
+    <w:rsid w:val="00407A74"/>
     <w:pPr>
       <w:spacing w:after="0" w:line="240" w:lineRule="auto"/>
     </w:pPr>
@@ -2340,7 +2340,7 @@
     <w:name w:val="Light Shading Accent 2"/>
     <w:basedOn w:val="TableNormal"/>
     <w:uiPriority w:val="60"/>
-    <w:rsid w:val="00FC693F"/>
+    <w:rsid w:val="00407A74"/>
     <w:pPr>
       <w:spacing w:after="0" w:line="240" w:lineRule="auto"/>
     </w:pPr>
@@ -2436,7 +2436,7 @@
     <w:name w:val="Light Shading Accent 3"/>
     <w:basedOn w:val="TableNormal"/>
     <w:uiPriority w:val="60"/>
-    <w:rsid w:val="00FC693F"/>
+    <w:rsid w:val="00407A74"/>
     <w:pPr>
       <w:spacing w:after="0" w:line="240" w:lineRule="auto"/>
     </w:pPr>
@@ -2532,7 +2532,7 @@
     <w:name w:val="Light Shading Accent 4"/>
     <w:basedOn w:val="TableNormal"/>
     <w:uiPriority w:val="60"/>
-    <w:rsid w:val="00FC693F"/>
+    <w:rsid w:val="00407A74"/>
     <w:pPr>
       <w:spacing w:after="0" w:line="240" w:lineRule="auto"/>
     </w:pPr>
@@ -2628,7 +2628,7 @@
     <w:name w:val="Light Shading Accent 5"/>
     <w:basedOn w:val="TableNormal"/>
     <w:uiPriority w:val="60"/>
-    <w:rsid w:val="00FC693F"/>
+    <w:rsid w:val="00407A74"/>
     <w:pPr>
       <w:spacing w:after="0" w:line="240" w:lineRule="auto"/>
     </w:pPr>
@@ -2724,7 +2724,7 @@
     <w:name w:val="Light Shading Accent 6"/>
     <w:basedOn w:val="TableNormal"/>
     <w:uiPriority w:val="60"/>
-    <w:rsid w:val="00FC693F"/>
+    <w:rsid w:val="00407A74"/>
     <w:pPr>
       <w:spacing w:after="0" w:line="240" w:lineRule="auto"/>
     </w:pPr>
@@ -2820,7 +2820,7 @@
     <w:name w:val="Light List"/>
     <w:basedOn w:val="TableNormal"/>
     <w:uiPriority w:val="61"/>
-    <w:rsid w:val="00FC693F"/>
+    <w:rsid w:val="00407A74"/>
     <w:pPr>
       <w:spacing w:after="0" w:line="240" w:lineRule="auto"/>
     </w:pPr>
@@ -2905,7 +2905,7 @@
     <w:name w:val="Light List Accent 1"/>
     <w:basedOn w:val="TableNormal"/>
     <w:uiPriority w:val="61"/>
-    <w:rsid w:val="00FC693F"/>
+    <w:rsid w:val="00407A74"/>
     <w:pPr>
       <w:spacing w:after="0" w:line="240" w:lineRule="auto"/>
     </w:pPr>
@@ -2990,7 +2990,7 @@
     <w:name w:val="Light List Accent 2"/>
     <w:basedOn w:val="TableNormal"/>
     <w:uiPriority w:val="61"/>
-    <w:rsid w:val="00CB0664"/>
+    <w:rsid w:val="00407A74"/>
     <w:pPr>
       <w:spacing w:after="0" w:line="240" w:lineRule="auto"/>
     </w:pPr>
@@ -3075,7 +3075,7 @@
     <w:name w:val="Light List Accent 3"/>
     <w:basedOn w:val="TableNormal"/>
     <w:uiPriority w:val="61"/>
-    <w:rsid w:val="00CB0664"/>
+    <w:rsid w:val="00407A74"/>
     <w:pPr>
       <w:spacing w:after="0" w:line="240" w:lineRule="auto"/>
     </w:pPr>
@@ -3160,7 +3160,7 @@
     <w:name w:val="Light List Accent 4"/>
     <w:basedOn w:val="TableNormal"/>
     <w:uiPriority w:val="61"/>
-    <w:rsid w:val="00CB0664"/>
+    <w:rsid w:val="00407A74"/>
     <w:pPr>
       <w:spacing w:after="0" w:line="240" w:lineRule="auto"/>
     </w:pPr>
@@ -3245,7 +3245,7 @@
     <w:name w:val="Light List Accent 5"/>
     <w:basedOn w:val="TableNormal"/>
     <w:uiPriority w:val="61"/>
-    <w:rsid w:val="00CB0664"/>
+    <w:rsid w:val="00407A74"/>
     <w:pPr>
       <w:spacing w:after="0" w:line="240" w:lineRule="auto"/>
     </w:pPr>
@@ -3330,7 +3330,7 @@
     <w:name w:val="Light List Accent 6"/>
     <w:basedOn w:val="TableNormal"/>
     <w:uiPriority w:val="61"/>
-    <w:rsid w:val="00CB0664"/>
+    <w:rsid w:val="00407A74"/>
     <w:pPr>
       <w:spacing w:after="0" w:line="240" w:lineRule="auto"/>
     </w:pPr>
@@ -3415,7 +3415,7 @@
     <w:name w:val="Light Grid"/>
     <w:basedOn w:val="TableNormal"/>
     <w:uiPriority w:val="62"/>
-    <w:rsid w:val="00CB0664"/>
+    <w:rsid w:val="00407A74"/>
     <w:pPr>
       <w:spacing w:after="0" w:line="240" w:lineRule="auto"/>
     </w:pPr>
@@ -3538,7 +3538,7 @@
     <w:name w:val="Light Grid Accent 1"/>
     <w:basedOn w:val="TableNormal"/>
     <w:uiPriority w:val="62"/>
-    <w:rsid w:val="00CB0664"/>
+    <w:rsid w:val="00407A74"/>
     <w:pPr>
       <w:spacing w:after="0" w:line="240" w:lineRule="auto"/>
     </w:pPr>
@@ -3661,7 +3661,7 @@
     <w:name w:val="Light Grid Accent 2"/>
     <w:basedOn w:val="TableNormal"/>
     <w:uiPriority w:val="62"/>
-    <w:rsid w:val="00CB0664"/>
+    <w:rsid w:val="00407A74"/>
     <w:pPr>
       <w:spacing w:after="0" w:line="240" w:lineRule="auto"/>
     </w:pPr>
@@ -3784,7 +3784,7 @@
     <w:name w:val="Light Grid Accent 3"/>
     <w:basedOn w:val="TableNormal"/>
     <w:uiPriority w:val="62"/>
-    <w:rsid w:val="00CB0664"/>
+    <w:rsid w:val="00407A74"/>
     <w:pPr>
       <w:spacing w:after="0" w:line="240" w:lineRule="auto"/>
     </w:pPr>
@@ -3907,7 +3907,7 @@
     <w:name w:val="Light Grid Accent 4"/>
     <w:basedOn w:val="TableNormal"/>
     <w:uiPriority w:val="62"/>
-    <w:rsid w:val="00CB0664"/>
+    <w:rsid w:val="00407A74"/>
     <w:pPr>
       <w:spacing w:after="0" w:line="240" w:lineRule="auto"/>
     </w:pPr>
@@ -4030,7 +4030,7 @@
     <w:name w:val="Light Grid Accent 5"/>
     <w:basedOn w:val="TableNormal"/>
     <w:uiPriority w:val="62"/>
-    <w:rsid w:val="00CB0664"/>
+    <w:rsid w:val="00407A74"/>
     <w:pPr>
       <w:spacing w:after="0" w:line="240" w:lineRule="auto"/>
     </w:pPr>
@@ -4153,7 +4153,7 @@
     <w:name w:val="Light Grid Accent 6"/>
     <w:basedOn w:val="TableNormal"/>
     <w:uiPriority w:val="62"/>
-    <w:rsid w:val="00CB0664"/>
+    <w:rsid w:val="00407A74"/>
     <w:pPr>
       <w:spacing w:after="0" w:line="240" w:lineRule="auto"/>
     </w:pPr>
@@ -4276,7 +4276,7 @@
     <w:name w:val="Medium Shading 1"/>
     <w:basedOn w:val="TableNormal"/>
     <w:uiPriority w:val="63"/>
-    <w:rsid w:val="00CB0664"/>
+    <w:rsid w:val="00407A74"/>
     <w:pPr>
       <w:spacing w:after="0" w:line="240" w:lineRule="auto"/>
     </w:pPr>
@@ -4375,7 +4375,7 @@
     <w:name w:val="Medium Shading 1 Accent 1"/>
     <w:basedOn w:val="TableNormal"/>
     <w:uiPriority w:val="63"/>
-    <w:rsid w:val="00CB0664"/>
+    <w:rsid w:val="00407A74"/>
     <w:pPr>
       <w:spacing w:after="0" w:line="240" w:lineRule="auto"/>
     </w:pPr>
@@ -4474,7 +4474,7 @@
     <w:name w:val="Medium Shading 1 Accent 2"/>
     <w:basedOn w:val="TableNormal"/>
     <w:uiPriority w:val="63"/>
-    <w:rsid w:val="00CB0664"/>
+    <w:rsid w:val="00407A74"/>
     <w:pPr>
       <w:spacing w:after="0" w:line="240" w:lineRule="auto"/>
     </w:pPr>
@@ -4573,7 +4573,7 @@
     <w:name w:val="Medium Shading 1 Accent 3"/>
     <w:basedOn w:val="TableNormal"/>
     <w:uiPriority w:val="63"/>
-    <w:rsid w:val="00CB0664"/>
+    <w:rsid w:val="00407A74"/>
     <w:pPr>
       <w:spacing w:after="0" w:line="240" w:lineRule="auto"/>
     </w:pPr>
@@ -4672,7 +4672,7 @@
     <w:name w:val="Medium Shading 1 Accent 4"/>
     <w:basedOn w:val="TableNormal"/>
     <w:uiPriority w:val="63"/>
-    <w:rsid w:val="00CB0664"/>
+    <w:rsid w:val="00407A74"/>
     <w:pPr>
       <w:spacing w:after="0" w:line="240" w:lineRule="auto"/>
     </w:pPr>
@@ -4771,7 +4771,7 @@
     <w:name w:val="Medium Shading 1 Accent 5"/>
     <w:basedOn w:val="TableNormal"/>
     <w:uiPriority w:val="63"/>
-    <w:rsid w:val="00CB0664"/>
+    <w:rsid w:val="00407A74"/>
     <w:pPr>
       <w:spacing w:after="0" w:line="240" w:lineRule="auto"/>
     </w:pPr>
@@ -4870,7 +4870,7 @@
     <w:name w:val="Medium Shading 1 Accent 6"/>
     <w:basedOn w:val="TableNormal"/>
     <w:uiPriority w:val="63"/>
-    <w:rsid w:val="00CB0664"/>
+    <w:rsid w:val="00407A74"/>
     <w:pPr>
       <w:spacing w:after="0" w:line="240" w:lineRule="auto"/>
     </w:pPr>
@@ -4969,7 +4969,7 @@
     <w:name w:val="Medium Shading 2"/>
     <w:basedOn w:val="TableNormal"/>
     <w:uiPriority w:val="64"/>
-    <w:rsid w:val="00CB0664"/>
+    <w:rsid w:val="00407A74"/>
     <w:pPr>
       <w:spacing w:after="0" w:line="240" w:lineRule="auto"/>
     </w:pPr>
@@ -5111,7 +5111,7 @@
     <w:name w:val="Medium Shading 2 Accent 1"/>
     <w:basedOn w:val="TableNormal"/>
     <w:uiPriority w:val="64"/>
-    <w:rsid w:val="00CB0664"/>
+    <w:rsid w:val="00407A74"/>
     <w:pPr>
       <w:spacing w:after="0" w:line="240" w:lineRule="auto"/>
     </w:pPr>
@@ -5253,7 +5253,7 @@
     <w:name w:val="Medium Shading 2 Accent 2"/>
     <w:basedOn w:val="TableNormal"/>
     <w:uiPriority w:val="64"/>
-    <w:rsid w:val="00CB0664"/>
+    <w:rsid w:val="00407A74"/>
     <w:pPr>
       <w:spacing w:after="0" w:line="240" w:lineRule="auto"/>
     </w:pPr>
@@ -5395,7 +5395,7 @@
     <w:name w:val="Medium Shading 2 Accent 3"/>
     <w:basedOn w:val="TableNormal"/>
     <w:uiPriority w:val="64"/>
-    <w:rsid w:val="00CB0664"/>
+    <w:rsid w:val="00407A74"/>
     <w:pPr>
       <w:spacing w:after="0" w:line="240" w:lineRule="auto"/>
     </w:pPr>
@@ -5537,7 +5537,7 @@
     <w:name w:val="Medium Shading 2 Accent 4"/>
     <w:basedOn w:val="TableNormal"/>
     <w:uiPriority w:val="64"/>
-    <w:rsid w:val="00CB0664"/>
+    <w:rsid w:val="00407A74"/>
     <w:pPr>
       <w:spacing w:after="0" w:line="240" w:lineRule="auto"/>
     </w:pPr>
@@ -5679,7 +5679,7 @@
     <w:name w:val="Medium Shading 2 Accent 5"/>
     <w:basedOn w:val="TableNormal"/>
     <w:uiPriority w:val="64"/>
-    <w:rsid w:val="00CB0664"/>
+    <w:rsid w:val="00407A74"/>
     <w:pPr>
       <w:spacing w:after="0" w:line="240" w:lineRule="auto"/>
     </w:pPr>
@@ -5821,7 +5821,7 @@
     <w:name w:val="Medium Shading 2 Accent 6"/>
     <w:basedOn w:val="TableNormal"/>
     <w:uiPriority w:val="64"/>
-    <w:rsid w:val="00CB0664"/>
+    <w:rsid w:val="00407A74"/>
     <w:pPr>
       <w:spacing w:after="0" w:line="240" w:lineRule="auto"/>
     </w:pPr>
@@ -5963,7 +5963,7 @@
     <w:name w:val="Medium List 1"/>
     <w:basedOn w:val="TableNormal"/>
     <w:uiPriority w:val="65"/>
-    <w:rsid w:val="00CB0664"/>
+    <w:rsid w:val="00407A74"/>
     <w:pPr>
       <w:spacing w:after="0" w:line="240" w:lineRule="auto"/>
     </w:pPr>
@@ -6040,7 +6040,7 @@
     <w:name w:val="Medium List 1 Accent 1"/>
     <w:basedOn w:val="TableNormal"/>
     <w:uiPriority w:val="65"/>
-    <w:rsid w:val="00CB0664"/>
+    <w:rsid w:val="00407A74"/>
     <w:pPr>
       <w:spacing w:after="0" w:line="240" w:lineRule="auto"/>
     </w:pPr>
@@ -6117,7 +6117,7 @@
     <w:name w:val="Medium List 1 Accent 2"/>
     <w:basedOn w:val="TableNormal"/>
     <w:uiPriority w:val="65"/>
-    <w:rsid w:val="00CB0664"/>
+    <w:rsid w:val="00407A74"/>
     <w:pPr>
       <w:spacing w:after="0" w:line="240" w:lineRule="auto"/>
     </w:pPr>
@@ -6194,7 +6194,7 @@
     <w:name w:val="Medium List 1 Accent 3"/>
     <w:basedOn w:val="TableNormal"/>
     <w:uiPriority w:val="65"/>
-    <w:rsid w:val="00CB0664"/>
+    <w:rsid w:val="00407A74"/>
     <w:pPr>
       <w:spacing w:after="0" w:line="240" w:lineRule="auto"/>
     </w:pPr>
@@ -6271,7 +6271,7 @@
     <w:name w:val="Medium List 1 Accent 4"/>
     <w:basedOn w:val="TableNormal"/>
     <w:uiPriority w:val="65"/>
-    <w:rsid w:val="00CB0664"/>
+    <w:rsid w:val="00407A74"/>
     <w:pPr>
       <w:spacing w:after="0" w:line="240" w:lineRule="auto"/>
     </w:pPr>
@@ -6348,7 +6348,7 @@
     <w:name w:val="Medium List 1 Accent 5"/>
     <w:basedOn w:val="TableNormal"/>
     <w:uiPriority w:val="65"/>
-    <w:rsid w:val="00CB0664"/>
+    <w:rsid w:val="00407A74"/>
     <w:pPr>
       <w:spacing w:after="0" w:line="240" w:lineRule="auto"/>
     </w:pPr>
@@ -6425,7 +6425,7 @@
     <w:name w:val="Medium List 1 Accent 6"/>
     <w:basedOn w:val="TableNormal"/>
     <w:uiPriority w:val="65"/>
-    <w:rsid w:val="00CB0664"/>
+    <w:rsid w:val="00407A74"/>
     <w:pPr>
       <w:spacing w:after="0" w:line="240" w:lineRule="auto"/>
     </w:pPr>
@@ -6502,7 +6502,7 @@
     <w:name w:val="Medium List 2"/>
     <w:basedOn w:val="TableNormal"/>
     <w:uiPriority w:val="66"/>
-    <w:rsid w:val="00CB0664"/>
+    <w:rsid w:val="00407A74"/>
     <w:pPr>
       <w:spacing w:after="0" w:line="240" w:lineRule="auto"/>
     </w:pPr>
@@ -6623,7 +6623,7 @@
     <w:name w:val="Medium List 2 Accent 1"/>
     <w:basedOn w:val="TableNormal"/>
     <w:uiPriority w:val="66"/>
-    <w:rsid w:val="00CB0664"/>
+    <w:rsid w:val="00407A74"/>
     <w:pPr>
       <w:spacing w:after="0" w:line="240" w:lineRule="auto"/>
     </w:pPr>
@@ -6744,7 +6744,7 @@
     <w:name w:val="Medium List 2 Accent 2"/>
     <w:basedOn w:val="TableNormal"/>
     <w:uiPriority w:val="66"/>
-    <w:rsid w:val="00CB0664"/>
+    <w:rsid w:val="00407A74"/>
     <w:pPr>
       <w:spacing w:after="0" w:line="240" w:lineRule="auto"/>
     </w:pPr>
@@ -6865,7 +6865,7 @@
     <w:name w:val="Medium List 2 Accent 3"/>
     <w:basedOn w:val="TableNormal"/>
     <w:uiPriority w:val="66"/>
-    <w:rsid w:val="00CB0664"/>
+    <w:rsid w:val="00407A74"/>
     <w:pPr>
       <w:spacing w:after="0" w:line="240" w:lineRule="auto"/>
     </w:pPr>
@@ -6986,7 +6986,7 @@
     <w:name w:val="Medium List 2 Accent 4"/>
     <w:basedOn w:val="TableNormal"/>
     <w:uiPriority w:val="66"/>
-    <w:rsid w:val="00CB0664"/>
+    <w:rsid w:val="00407A74"/>
     <w:pPr>
       <w:spacing w:after="0" w:line="240" w:lineRule="auto"/>
     </w:pPr>
@@ -7107,7 +7107,7 @@
     <w:name w:val="Medium List 2 Accent 5"/>
     <w:basedOn w:val="TableNormal"/>
     <w:uiPriority w:val="66"/>
-    <w:rsid w:val="00CB0664"/>
+    <w:rsid w:val="00407A74"/>
     <w:pPr>
       <w:spacing w:after="0" w:line="240" w:lineRule="auto"/>
     </w:pPr>
@@ -7228,7 +7228,7 @@
     <w:name w:val="Medium List 2 Accent 6"/>
     <w:basedOn w:val="TableNormal"/>
     <w:uiPriority w:val="66"/>
-    <w:rsid w:val="00CB0664"/>
+    <w:rsid w:val="00407A74"/>
     <w:pPr>
       <w:spacing w:after="0" w:line="240" w:lineRule="auto"/>
     </w:pPr>
@@ -7349,7 +7349,7 @@
     <w:name w:val="Medium Grid 1"/>
     <w:basedOn w:val="TableNormal"/>
     <w:uiPriority w:val="67"/>
-    <w:rsid w:val="00CB0664"/>
+    <w:rsid w:val="00407A74"/>
     <w:pPr>
       <w:spacing w:after="0" w:line="240" w:lineRule="auto"/>
     </w:pPr>
@@ -7415,7 +7415,7 @@
     <w:name w:val="Medium Grid 1 Accent 1"/>
     <w:basedOn w:val="TableNormal"/>
     <w:uiPriority w:val="67"/>
-    <w:rsid w:val="00CB0664"/>
+    <w:rsid w:val="00407A74"/>
     <w:pPr>
       <w:spacing w:after="0" w:line="240" w:lineRule="auto"/>
     </w:pPr>
@@ -7481,7 +7481,7 @@
     <w:name w:val="Medium Grid 1 Accent 2"/>
     <w:basedOn w:val="TableNormal"/>
     <w:uiPriority w:val="67"/>
-    <w:rsid w:val="00CB0664"/>
+    <w:rsid w:val="00407A74"/>
     <w:pPr>
       <w:spacing w:after="0" w:line="240" w:lineRule="auto"/>
     </w:pPr>
@@ -7547,7 +7547,7 @@
     <w:name w:val="Medium Grid 1 Accent 3"/>
     <w:basedOn w:val="TableNormal"/>
     <w:uiPriority w:val="67"/>
-    <w:rsid w:val="00CB0664"/>
+    <w:rsid w:val="00407A74"/>
     <w:pPr>
       <w:spacing w:after="0" w:line="240" w:lineRule="auto"/>
     </w:pPr>
@@ -7613,7 +7613,7 @@
     <w:name w:val="Medium Grid 1 Accent 4"/>
     <w:basedOn w:val="TableNormal"/>
     <w:uiPriority w:val="67"/>
-    <w:rsid w:val="00CB0664"/>
+    <w:rsid w:val="00407A74"/>
     <w:pPr>
       <w:spacing w:after="0" w:line="240" w:lineRule="auto"/>
     </w:pPr>
@@ -7679,7 +7679,7 @@
     <w:name w:val="Medium Grid 1 Accent 5"/>
     <w:basedOn w:val="TableNormal"/>
     <w:uiPriority w:val="67"/>
-    <w:rsid w:val="00CB0664"/>
+    <w:rsid w:val="00407A74"/>
     <w:pPr>
       <w:spacing w:after="0" w:line="240" w:lineRule="auto"/>
     </w:pPr>
@@ -7745,7 +7745,7 @@
     <w:name w:val="Medium Grid 1 Accent 6"/>
     <w:basedOn w:val="TableNormal"/>
     <w:uiPriority w:val="67"/>
-    <w:rsid w:val="00CB0664"/>
+    <w:rsid w:val="00407A74"/>
     <w:pPr>
       <w:spacing w:after="0" w:line="240" w:lineRule="auto"/>
     </w:pPr>
@@ -7811,7 +7811,7 @@
     <w:name w:val="Medium Grid 2"/>
     <w:basedOn w:val="TableNormal"/>
     <w:uiPriority w:val="68"/>
-    <w:rsid w:val="00CB0664"/>
+    <w:rsid w:val="00407A74"/>
     <w:pPr>
       <w:spacing w:after="0" w:line="240" w:lineRule="auto"/>
     </w:pPr>
@@ -7929,7 +7929,7 @@
     <w:name w:val="Medium Grid 2 Accent 1"/>
     <w:basedOn w:val="TableNormal"/>
     <w:uiPriority w:val="68"/>
-    <w:rsid w:val="00CB0664"/>
+    <w:rsid w:val="00407A74"/>
     <w:pPr>
       <w:spacing w:after="0" w:line="240" w:lineRule="auto"/>
     </w:pPr>
@@ -8047,7 +8047,7 @@
     <w:name w:val="Medium Grid 2 Accent 2"/>
     <w:basedOn w:val="TableNormal"/>
     <w:uiPriority w:val="68"/>
-    <w:rsid w:val="00CB0664"/>
+    <w:rsid w:val="00407A74"/>
     <w:pPr>
       <w:spacing w:after="0" w:line="240" w:lineRule="auto"/>
     </w:pPr>
@@ -8165,7 +8165,7 @@
     <w:name w:val="Medium Grid 2 Accent 3"/>
     <w:basedOn w:val="TableNormal"/>
     <w:uiPriority w:val="68"/>
-    <w:rsid w:val="00CB0664"/>
+    <w:rsid w:val="00407A74"/>
     <w:pPr>
       <w:spacing w:after="0" w:line="240" w:lineRule="auto"/>
     </w:pPr>
@@ -8283,7 +8283,7 @@
     <w:name w:val="Medium Grid 2 Accent 4"/>
     <w:basedOn w:val="TableNormal"/>
     <w:uiPriority w:val="68"/>
-    <w:rsid w:val="00CB0664"/>
+    <w:rsid w:val="00407A74"/>
     <w:pPr>
       <w:spacing w:after="0" w:line="240" w:lineRule="auto"/>
     </w:pPr>
@@ -8401,7 +8401,7 @@
     <w:name w:val="Medium Grid 2 Accent 5"/>
     <w:basedOn w:val="TableNormal"/>
     <w:uiPriority w:val="68"/>
-    <w:rsid w:val="00CB0664"/>
+    <w:rsid w:val="00407A74"/>
     <w:pPr>
       <w:spacing w:after="0" w:line="240" w:lineRule="auto"/>
     </w:pPr>
@@ -8519,7 +8519,7 @@
     <w:name w:val="Medium Grid 2 Accent 6"/>
     <w:basedOn w:val="TableNormal"/>
     <w:uiPriority w:val="68"/>
-    <w:rsid w:val="00CB0664"/>
+    <w:rsid w:val="00407A74"/>
     <w:pPr>
       <w:spacing w:after="0" w:line="240" w:lineRule="auto"/>
     </w:pPr>
@@ -8637,7 +8637,7 @@
     <w:name w:val="Medium Grid 3"/>
     <w:basedOn w:val="TableNormal"/>
     <w:uiPriority w:val="69"/>
-    <w:rsid w:val="00CB0664"/>
+    <w:rsid w:val="00407A74"/>
     <w:pPr>
       <w:spacing w:after="0" w:line="240" w:lineRule="auto"/>
     </w:pPr>
@@ -8771,7 +8771,7 @@
     <w:name w:val="Medium Grid 3 Accent 1"/>
     <w:basedOn w:val="TableNormal"/>
     <w:uiPriority w:val="69"/>
-    <w:rsid w:val="00CB0664"/>
+    <w:rsid w:val="00407A74"/>
     <w:pPr>
       <w:spacing w:after="0" w:line="240" w:lineRule="auto"/>
     </w:pPr>
@@ -8905,7 +8905,7 @@
     <w:name w:val="Medium Grid 3 Accent 2"/>
     <w:basedOn w:val="TableNormal"/>
     <w:uiPriority w:val="69"/>
-    <w:rsid w:val="00CB0664"/>
+    <w:rsid w:val="00407A74"/>
     <w:pPr>
       <w:spacing w:after="0" w:line="240" w:lineRule="auto"/>
     </w:pPr>
@@ -9039,7 +9039,7 @@
     <w:name w:val="Medium Grid 3 Accent 3"/>
     <w:basedOn w:val="TableNormal"/>
     <w:uiPriority w:val="69"/>
-    <w:rsid w:val="00CB0664"/>
+    <w:rsid w:val="00407A74"/>
     <w:pPr>
       <w:spacing w:after="0" w:line="240" w:lineRule="auto"/>
     </w:pPr>
@@ -9173,7 +9173,7 @@
     <w:name w:val="Medium Grid 3 Accent 4"/>
     <w:basedOn w:val="TableNormal"/>
     <w:uiPriority w:val="69"/>
-    <w:rsid w:val="00CB0664"/>
+    <w:rsid w:val="00407A74"/>
     <w:pPr>
       <w:spacing w:after="0" w:line="240" w:lineRule="auto"/>
     </w:pPr>
@@ -9307,7 +9307,7 @@
     <w:name w:val="Medium Grid 3 Accent 5"/>
     <w:basedOn w:val="TableNormal"/>
     <w:uiPriority w:val="69"/>
-    <w:rsid w:val="00CB0664"/>
+    <w:rsid w:val="00407A74"/>
     <w:pPr>
       <w:spacing w:after="0" w:line="240" w:lineRule="auto"/>
     </w:pPr>
@@ -9441,7 +9441,7 @@
     <w:name w:val="Medium Grid 3 Accent 6"/>
     <w:basedOn w:val="TableNormal"/>
     <w:uiPriority w:val="69"/>
-    <w:rsid w:val="00CB0664"/>
+    <w:rsid w:val="00407A74"/>
     <w:pPr>
       <w:spacing w:after="0" w:line="240" w:lineRule="auto"/>
     </w:pPr>
@@ -9575,7 +9575,7 @@
     <w:name w:val="Dark List"/>
     <w:basedOn w:val="TableNormal"/>
     <w:uiPriority w:val="70"/>
-    <w:rsid w:val="00CB0664"/>
+    <w:rsid w:val="00407A74"/>
     <w:pPr>
       <w:spacing w:after="0" w:line="240" w:lineRule="auto"/>
     </w:pPr>
@@ -9682,7 +9682,7 @@
     <w:name w:val="Dark List Accent 1"/>
     <w:basedOn w:val="TableNormal"/>
     <w:uiPriority w:val="70"/>
-    <w:rsid w:val="00CB0664"/>
+    <w:rsid w:val="00407A74"/>
     <w:pPr>
       <w:spacing w:after="0" w:line="240" w:lineRule="auto"/>
     </w:pPr>
@@ -9789,7 +9789,7 @@
     <w:name w:val="Dark List Accent 2"/>
     <w:basedOn w:val="TableNormal"/>
     <w:uiPriority w:val="70"/>
-    <w:rsid w:val="00CB0664"/>
+    <w:rsid w:val="00407A74"/>
     <w:pPr>
       <w:spacing w:after="0" w:line="240" w:lineRule="auto"/>
     </w:pPr>
@@ -9896,7 +9896,7 @@
     <w:name w:val="Dark List Accent 3"/>
     <w:basedOn w:val="TableNormal"/>
     <w:uiPriority w:val="70"/>
-    <w:rsid w:val="00CB0664"/>
+    <w:rsid w:val="00407A74"/>
     <w:pPr>
       <w:spacing w:after="0" w:line="240" w:lineRule="auto"/>
     </w:pPr>
@@ -10003,7 +10003,7 @@
     <w:name w:val="Dark List Accent 4"/>
     <w:basedOn w:val="TableNormal"/>
     <w:uiPriority w:val="70"/>
-    <w:rsid w:val="00CB0664"/>
+    <w:rsid w:val="00407A74"/>
     <w:pPr>
       <w:spacing w:after="0" w:line="240" w:lineRule="auto"/>
     </w:pPr>
@@ -10110,7 +10110,7 @@
     <w:name w:val="Dark List Accent 5"/>
     <w:basedOn w:val="TableNormal"/>
     <w:uiPriority w:val="70"/>
-    <w:rsid w:val="00CB0664"/>
+    <w:rsid w:val="00407A74"/>
     <w:pPr>
       <w:spacing w:after="0" w:line="240" w:lineRule="auto"/>
     </w:pPr>
@@ -10217,7 +10217,7 @@
     <w:name w:val="Dark List Accent 6"/>
     <w:basedOn w:val="TableNormal"/>
     <w:uiPriority w:val="70"/>
-    <w:rsid w:val="00CB0664"/>
+    <w:rsid w:val="00407A74"/>
     <w:pPr>
       <w:spacing w:after="0" w:line="240" w:lineRule="auto"/>
     </w:pPr>
@@ -10324,7 +10324,7 @@
     <w:name w:val="Colorful Shading"/>
     <w:basedOn w:val="TableNormal"/>
     <w:uiPriority w:val="71"/>
-    <w:rsid w:val="00CB0664"/>
+    <w:rsid w:val="00407A74"/>
     <w:pPr>
       <w:spacing w:after="0" w:line="240" w:lineRule="auto"/>
     </w:pPr>
@@ -10439,7 +10439,7 @@
     <w:name w:val="Colorful Shading Accent 1"/>
     <w:basedOn w:val="TableNormal"/>
     <w:uiPriority w:val="71"/>
-    <w:rsid w:val="00CB0664"/>
+    <w:rsid w:val="00407A74"/>
     <w:pPr>
       <w:spacing w:after="0" w:line="240" w:lineRule="auto"/>
     </w:pPr>
@@ -10554,7 +10554,7 @@
     <w:name w:val="Colorful Shading Accent 2"/>
     <w:basedOn w:val="TableNormal"/>
     <w:uiPriority w:val="71"/>
-    <w:rsid w:val="00CB0664"/>
+    <w:rsid w:val="00407A74"/>
     <w:pPr>
       <w:spacing w:after="0" w:line="240" w:lineRule="auto"/>
     </w:pPr>
@@ -10669,7 +10669,7 @@
     <w:name w:val="Colorful Shading Accent 3"/>
     <w:basedOn w:val="TableNormal"/>
     <w:uiPriority w:val="71"/>
-    <w:rsid w:val="00CB0664"/>
+    <w:rsid w:val="00407A74"/>
     <w:pPr>
       <w:spacing w:after="0" w:line="240" w:lineRule="auto"/>
     </w:pPr>
@@ -10774,7 +10774,7 @@
     <w:name w:val="Colorful Shading Accent 4"/>
     <w:basedOn w:val="TableNormal"/>
     <w:uiPriority w:val="71"/>
-    <w:rsid w:val="00CB0664"/>
+    <w:rsid w:val="00407A74"/>
     <w:pPr>
       <w:spacing w:after="0" w:line="240" w:lineRule="auto"/>
     </w:pPr>
@@ -10889,7 +10889,7 @@
     <w:name w:val="Colorful Shading Accent 5"/>
     <w:basedOn w:val="TableNormal"/>
     <w:uiPriority w:val="71"/>
-    <w:rsid w:val="00CB0664"/>
+    <w:rsid w:val="00407A74"/>
     <w:pPr>
       <w:spacing w:after="0" w:line="240" w:lineRule="auto"/>
     </w:pPr>
@@ -11004,7 +11004,7 @@
     <w:name w:val="Colorful Shading Accent 6"/>
     <w:basedOn w:val="TableNormal"/>
     <w:uiPriority w:val="71"/>
-    <w:rsid w:val="00CB0664"/>
+    <w:rsid w:val="00407A74"/>
     <w:pPr>
       <w:spacing w:after="0" w:line="240" w:lineRule="auto"/>
     </w:pPr>
@@ -11119,7 +11119,7 @@
     <w:name w:val="Colorful List"/>
     <w:basedOn w:val="TableNormal"/>
     <w:uiPriority w:val="72"/>
-    <w:rsid w:val="00CB0664"/>
+    <w:rsid w:val="00407A74"/>
     <w:pPr>
       <w:spacing w:after="0" w:line="240" w:lineRule="auto"/>
     </w:pPr>
@@ -11198,7 +11198,7 @@
     <w:name w:val="Colorful List Accent 1"/>
     <w:basedOn w:val="TableNormal"/>
     <w:uiPriority w:val="72"/>
-    <w:rsid w:val="00CB0664"/>
+    <w:rsid w:val="00407A74"/>
     <w:pPr>
       <w:spacing w:after="0" w:line="240" w:lineRule="auto"/>
     </w:pPr>
@@ -11277,7 +11277,7 @@
     <w:name w:val="Colorful List Accent 2"/>
     <w:basedOn w:val="TableNormal"/>
     <w:uiPriority w:val="72"/>
-    <w:rsid w:val="00CB0664"/>
+    <w:rsid w:val="00407A74"/>
     <w:pPr>
       <w:spacing w:after="0" w:line="240" w:lineRule="auto"/>
     </w:pPr>
@@ -11356,7 +11356,7 @@
     <w:name w:val="Colorful List Accent 3"/>
     <w:basedOn w:val="TableNormal"/>
     <w:uiPriority w:val="72"/>
-    <w:rsid w:val="00CB0664"/>
+    <w:rsid w:val="00407A74"/>
     <w:pPr>
       <w:spacing w:after="0" w:line="240" w:lineRule="auto"/>
     </w:pPr>
@@ -11435,7 +11435,7 @@
     <w:name w:val="Colorful List Accent 4"/>
     <w:basedOn w:val="TableNormal"/>
     <w:uiPriority w:val="72"/>
-    <w:rsid w:val="00CB0664"/>
+    <w:rsid w:val="00407A74"/>
     <w:pPr>
       <w:spacing w:after="0" w:line="240" w:lineRule="auto"/>
     </w:pPr>
@@ -11514,7 +11514,7 @@
     <w:name w:val="Colorful List Accent 5"/>
     <w:basedOn w:val="TableNormal"/>
     <w:uiPriority w:val="72"/>
-    <w:rsid w:val="00CB0664"/>
+    <w:rsid w:val="00407A74"/>
     <w:pPr>
       <w:spacing w:after="0" w:line="240" w:lineRule="auto"/>
     </w:pPr>
@@ -11593,7 +11593,7 @@
     <w:name w:val="Colorful List Accent 6"/>
     <w:basedOn w:val="TableNormal"/>
     <w:uiPriority w:val="72"/>
-    <w:rsid w:val="00CB0664"/>
+    <w:rsid w:val="00407A74"/>
     <w:pPr>
       <w:spacing w:after="0" w:line="240" w:lineRule="auto"/>
     </w:pPr>
@@ -11672,7 +11672,7 @@
     <w:name w:val="Colorful Grid"/>
     <w:basedOn w:val="TableNormal"/>
     <w:uiPriority w:val="73"/>
-    <w:rsid w:val="00CB0664"/>
+    <w:rsid w:val="00407A74"/>
     <w:pPr>
       <w:spacing w:after="0" w:line="240" w:lineRule="auto"/>
     </w:pPr>
@@ -11745,7 +11745,7 @@
     <w:name w:val="Colorful Grid Accent 1"/>
     <w:basedOn w:val="TableNormal"/>
     <w:uiPriority w:val="73"/>
-    <w:rsid w:val="00CB0664"/>
+    <w:rsid w:val="00407A74"/>
     <w:pPr>
       <w:spacing w:after="0" w:line="240" w:lineRule="auto"/>
     </w:pPr>
@@ -11818,7 +11818,7 @@
     <w:name w:val="Colorful Grid Accent 2"/>
     <w:basedOn w:val="TableNormal"/>
     <w:uiPriority w:val="73"/>
-    <w:rsid w:val="00CB0664"/>
+    <w:rsid w:val="00407A74"/>
     <w:pPr>
       <w:spacing w:after="0" w:line="240" w:lineRule="auto"/>
     </w:pPr>
@@ -11891,7 +11891,7 @@
     <w:name w:val="Colorful Grid Accent 3"/>
     <w:basedOn w:val="TableNormal"/>
     <w:uiPriority w:val="73"/>
-    <w:rsid w:val="00CB0664"/>
+    <w:rsid w:val="00407A74"/>
     <w:pPr>
       <w:spacing w:after="0" w:line="240" w:lineRule="auto"/>
     </w:pPr>
@@ -11964,7 +11964,7 @@
     <w:name w:val="Colorful Grid Accent 4"/>
     <w:basedOn w:val="TableNormal"/>
     <w:uiPriority w:val="73"/>
-    <w:rsid w:val="00CB0664"/>
+    <w:rsid w:val="00407A74"/>
     <w:pPr>
       <w:spacing w:after="0" w:line="240" w:lineRule="auto"/>
     </w:pPr>
@@ -12037,7 +12037,7 @@
     <w:name w:val="Colorful Grid Accent 5"/>
     <w:basedOn w:val="TableNormal"/>
     <w:uiPriority w:val="73"/>
-    <w:rsid w:val="00CB0664"/>
+    <w:rsid w:val="00407A74"/>
     <w:pPr>
       <w:spacing w:after="0" w:line="240" w:lineRule="auto"/>
     </w:pPr>
@@ -12110,7 +12110,7 @@
     <w:name w:val="Colorful Grid Accent 6"/>
     <w:basedOn w:val="TableNormal"/>
     <w:uiPriority w:val="73"/>
-    <w:rsid w:val="00CB0664"/>
+    <w:rsid w:val="00407A74"/>
     <w:pPr>
       <w:spacing w:after="0" w:line="240" w:lineRule="auto"/>
     </w:pPr>
@@ -12182,31 +12182,30 @@
   <w:style w:type="paragraph" w:customStyle="1" w:styleId="JobName">
     <w:name w:val="Job Name"/>
     <w:basedOn w:val="Normal"/>
+    <w:rsid w:val="00407A74"/>
     <w:pPr>
       <w:keepNext/>
-      <w:tabs>
-        <w:tab w:val="right" w:pos="10080"/>
-      </w:tabs>
-      <w:spacing w:before="160" w:after="20"/>
+      <w:spacing w:before="140" w:after="20"/>
     </w:pPr>
   </w:style>
   <w:style w:type="paragraph" w:customStyle="1" w:styleId="JobRole">
     <w:name w:val="Job Role"/>
     <w:basedOn w:val="Normal"/>
+    <w:rsid w:val="00407A74"/>
     <w:pPr>
       <w:keepNext/>
-      <w:spacing w:after="80"/>
+      <w:spacing w:after="60"/>
     </w:pPr>
     <w:rPr>
-      <w:i/>
       <w:sz w:val="21"/>
     </w:rPr>
   </w:style>
   <w:style w:type="paragraph" w:customStyle="1" w:styleId="Tech">
     <w:name w:val="Tech"/>
     <w:basedOn w:val="Normal"/>
-    <w:pPr>
-      <w:spacing w:after="80"/>
+    <w:rsid w:val="00407A74"/>
+    <w:pPr>
+      <w:spacing w:after="60"/>
     </w:pPr>
     <w:rPr>
       <w:sz w:val="20"/>
@@ -12215,6 +12214,7 @@
   <w:style w:type="paragraph" w:customStyle="1" w:styleId="Credentials">
     <w:name w:val="Credentials"/>
     <w:basedOn w:val="Normal"/>
+    <w:rsid w:val="00407A74"/>
     <w:pPr>
       <w:spacing w:after="60"/>
     </w:pPr>
@@ -12225,6 +12225,7 @@
   <w:style w:type="paragraph" w:customStyle="1" w:styleId="Continuation">
     <w:name w:val="Continuation"/>
     <w:basedOn w:val="Normal"/>
+    <w:rsid w:val="00407A74"/>
     <w:pPr>
       <w:keepNext/>
       <w:spacing w:after="0"/>
@@ -12237,12 +12238,36 @@
   <w:style w:type="paragraph" w:customStyle="1" w:styleId="Contact">
     <w:name w:val="Contact"/>
     <w:basedOn w:val="Normal"/>
+    <w:rsid w:val="00407A74"/>
     <w:pPr>
       <w:keepNext/>
-      <w:spacing w:after="60"/>
+      <w:spacing w:after="40"/>
     </w:pPr>
     <w:rPr>
-      <w:sz w:val="20"/>
+      <w:sz w:val="21"/>
+    </w:rPr>
+  </w:style>
+  <w:style w:type="character" w:styleId="Hyperlink">
+    <w:name w:val="Hyperlink"/>
+    <w:basedOn w:val="DefaultParagraphFont"/>
+    <w:uiPriority w:val="99"/>
+    <w:unhideWhenUsed/>
+    <w:rsid w:val="003E6761"/>
+    <w:rPr>
+      <w:color w:val="0000FF" w:themeColor="hyperlink"/>
+      <w:u w:val="single"/>
+    </w:rPr>
+  </w:style>
+  <w:style w:type="character" w:styleId="UnresolvedMention">
+    <w:name w:val="Unresolved Mention"/>
+    <w:basedOn w:val="DefaultParagraphFont"/>
+    <w:uiPriority w:val="99"/>
+    <w:semiHidden/>
+    <w:unhideWhenUsed/>
+    <w:rsid w:val="003E6761"/>
+    <w:rPr>
+      <w:color w:val="605E5C"/>
+      <w:shd w:val="clear" w:color="auto" w:fill="E1DFDD"/>
     </w:rPr>
   </w:style>
 </w:styles>
